--- a/testDocs/word.docx
+++ b/testDocs/word.docx
@@ -6,6 +6,159 @@
       <w:pPr>
         <w:pStyle w:val="2"/>
         <w:bidi w:val="0"/>
+        <w:rPr>
+          <w:rFonts w:hint="default"/>
+          <w:lang w:val="en-US" w:eastAsia="zh-CN"/>
+        </w:rPr>
+      </w:pPr>
+      <w:r>
+        <w:rPr>
+          <w:rFonts w:hint="eastAsia"/>
+          <w:lang w:val="en-US" w:eastAsia="zh-CN"/>
+        </w:rPr>
+        <w:t>Python技术讨论邀请</w:t>
+      </w:r>
+    </w:p>
+    <w:p>
+      <w:pPr>
+        <w:bidi w:val="0"/>
+        <w:jc w:val="both"/>
+        <w:rPr>
+          <w:rFonts w:hint="eastAsia" w:ascii="黑体" w:hAnsi="黑体" w:eastAsia="黑体" w:cs="黑体"/>
+          <w:sz w:val="24"/>
+          <w:szCs w:val="24"/>
+          <w:lang w:val="en-US" w:eastAsia="zh-CN"/>
+        </w:rPr>
+      </w:pPr>
+      <w:r>
+        <w:rPr>
+          <w:rFonts w:hint="eastAsia" w:ascii="黑体" w:hAnsi="黑体" w:eastAsia="黑体" w:cs="黑体"/>
+          <w:sz w:val="24"/>
+          <w:szCs w:val="24"/>
+          <w:lang w:val="en-US" w:eastAsia="zh-CN"/>
+        </w:rPr>
+        <w:t>尊敬的技术同仁：</w:t>
+      </w:r>
+    </w:p>
+    <w:p>
+      <w:pPr>
+        <w:bidi w:val="0"/>
+        <w:jc w:val="both"/>
+        <w:rPr>
+          <w:rFonts w:hint="eastAsia" w:ascii="黑体" w:hAnsi="黑体" w:eastAsia="黑体" w:cs="黑体"/>
+          <w:sz w:val="24"/>
+          <w:szCs w:val="24"/>
+          <w:lang w:val="en-US" w:eastAsia="zh-CN"/>
+        </w:rPr>
+      </w:pPr>
+      <w:r>
+        <w:rPr>
+          <w:rFonts w:hint="eastAsia" w:ascii="黑体" w:hAnsi="黑体" w:eastAsia="黑体" w:cs="黑体"/>
+          <w:sz w:val="24"/>
+          <w:szCs w:val="24"/>
+          <w:lang w:val="en-US" w:eastAsia="zh-CN"/>
+        </w:rPr>
+        <w:t>您好！诚邀您参与由柒林组织的Python技术交流研讨会，旨在为Python从业者搭建高效交流、共享经验的平台，聚焦实战技术，携手共进。</w:t>
+      </w:r>
+    </w:p>
+    <w:p>
+      <w:pPr>
+        <w:bidi w:val="0"/>
+        <w:jc w:val="both"/>
+        <w:rPr>
+          <w:rFonts w:hint="eastAsia" w:ascii="黑体" w:hAnsi="黑体" w:eastAsia="黑体" w:cs="黑体"/>
+          <w:sz w:val="24"/>
+          <w:szCs w:val="24"/>
+          <w:lang w:val="en-US" w:eastAsia="zh-CN"/>
+        </w:rPr>
+      </w:pPr>
+    </w:p>
+    <w:p>
+      <w:pPr>
+        <w:bidi w:val="0"/>
+        <w:jc w:val="both"/>
+        <w:rPr>
+          <w:rFonts w:hint="eastAsia" w:ascii="黑体" w:hAnsi="黑体" w:eastAsia="黑体" w:cs="黑体"/>
+          <w:sz w:val="24"/>
+          <w:szCs w:val="24"/>
+          <w:lang w:val="en-US" w:eastAsia="zh-CN"/>
+        </w:rPr>
+      </w:pPr>
+      <w:r>
+        <w:rPr>
+          <w:rFonts w:hint="eastAsia" w:ascii="黑体" w:hAnsi="黑体" w:eastAsia="黑体" w:cs="黑体"/>
+          <w:sz w:val="24"/>
+          <w:szCs w:val="24"/>
+          <w:lang w:val="en-US" w:eastAsia="zh-CN"/>
+        </w:rPr>
+        <w:t>活动主题：Python实战技巧与行业落地交流；时间：2026年03月20日 14:00-16:30；讨论聚焦Python工程化、性能优化、领域落地及热门库使用，以开放式交流为主。</w:t>
+      </w:r>
+    </w:p>
+    <w:p>
+      <w:pPr>
+        <w:bidi w:val="0"/>
+        <w:rPr>
+          <w:rFonts w:hint="eastAsia" w:ascii="黑体" w:hAnsi="黑体" w:eastAsia="黑体" w:cs="黑体"/>
+          <w:sz w:val="24"/>
+          <w:szCs w:val="24"/>
+          <w:lang w:val="en-US" w:eastAsia="zh-CN"/>
+        </w:rPr>
+      </w:pPr>
+    </w:p>
+    <w:p>
+      <w:pPr>
+        <w:bidi w:val="0"/>
+        <w:jc w:val="right"/>
+        <w:rPr>
+          <w:rFonts w:hint="eastAsia" w:ascii="黑体" w:hAnsi="黑体" w:eastAsia="黑体" w:cs="黑体"/>
+          <w:sz w:val="24"/>
+          <w:szCs w:val="24"/>
+          <w:lang w:val="en-US" w:eastAsia="zh-CN"/>
+        </w:rPr>
+      </w:pPr>
+      <w:r>
+        <w:rPr>
+          <w:rFonts w:hint="eastAsia" w:ascii="黑体" w:hAnsi="黑体" w:eastAsia="黑体" w:cs="黑体"/>
+          <w:sz w:val="24"/>
+          <w:szCs w:val="24"/>
+          <w:lang w:val="en-US" w:eastAsia="zh-CN"/>
+        </w:rPr>
+        <w:t>柒林</w:t>
+      </w:r>
+    </w:p>
+    <w:p>
+      <w:pPr>
+        <w:bidi w:val="0"/>
+        <w:jc w:val="right"/>
+        <w:rPr>
+          <w:rFonts w:hint="eastAsia" w:ascii="黑体" w:hAnsi="黑体" w:eastAsia="黑体" w:cs="黑体"/>
+          <w:sz w:val="24"/>
+          <w:szCs w:val="24"/>
+          <w:lang w:val="en-US" w:eastAsia="zh-CN"/>
+        </w:rPr>
+      </w:pPr>
+      <w:r>
+        <w:rPr>
+          <w:rFonts w:hint="eastAsia" w:ascii="黑体" w:hAnsi="黑体" w:eastAsia="黑体" w:cs="黑体"/>
+          <w:sz w:val="24"/>
+          <w:szCs w:val="24"/>
+          <w:lang w:val="en-US" w:eastAsia="zh-CN"/>
+        </w:rPr>
+        <w:t>2026年03月10日</w:t>
+      </w:r>
+    </w:p>
+    <w:p>
+      <w:pPr>
+        <w:rPr>
+          <w:rFonts w:hint="eastAsia"/>
+          <w:lang w:val="en-US" w:eastAsia="zh-CN"/>
+        </w:rPr>
+      </w:pPr>
+    </w:p>
+    <w:p>
+      <w:pPr>
+        <w:pStyle w:val="2"/>
+        <w:bidi w:val="0"/>
         <w:jc w:val="both"/>
         <w:rPr>
           <w:rFonts w:hint="eastAsia"/>
@@ -14,8 +167,6 @@
           <w:lang w:val="en-US" w:eastAsia="zh-CN"/>
         </w:rPr>
       </w:pPr>
-      <w:bookmarkStart w:id="0" w:name="_GoBack"/>
-      <w:bookmarkEnd w:id="0"/>
       <w:r>
         <w:rPr>
           <w:rFonts w:hint="eastAsia"/>
@@ -560,8 +711,8 @@
         <w:adjustRightInd/>
         <w:snapToGrid/>
         <w:spacing w:line="360" w:lineRule="auto"/>
-        <w:ind w:firstLine="0" w:firstLineChars="0"/>
-        <w:jc w:val="center"/>
+        <w:ind w:firstLine="640" w:firstLineChars="200"/>
+        <w:jc w:val="both"/>
         <w:textAlignment w:val="auto"/>
         <w:rPr>
           <w:rFonts w:hint="eastAsia" w:ascii="楷体" w:hAnsi="楷体" w:eastAsia="楷体" w:cs="楷体"/>
@@ -768,6 +919,3276 @@
         </w:rPr>
         <w:t>低头走着，—首诗的断句，忽然浮上脑海来。“四月江南无矮树，人家都在绿阴中。”何用苦忆是谁的著作，何用苦忆这诗的全文。只此已描画尽了山下的人家!</w:t>
       </w:r>
+    </w:p>
+    <w:p>
+      <w:pPr>
+        <w:pStyle w:val="2"/>
+        <w:bidi w:val="0"/>
+        <w:rPr>
+          <w:rFonts w:hint="default"/>
+          <w:lang w:val="en-US" w:eastAsia="zh-CN"/>
+        </w:rPr>
+      </w:pPr>
+      <w:r>
+        <w:rPr>
+          <w:rFonts w:hint="eastAsia"/>
+          <w:lang w:val="en-US" w:eastAsia="zh-CN"/>
+        </w:rPr>
+        <w:t>第一篇</w:t>
+      </w:r>
+    </w:p>
+    <w:p>
+      <w:pPr>
+        <w:pStyle w:val="3"/>
+        <w:bidi w:val="0"/>
+        <w:rPr>
+          <w:rFonts w:hint="default"/>
+          <w:lang w:val="en-US" w:eastAsia="zh-CN"/>
+        </w:rPr>
+      </w:pPr>
+      <w:r>
+        <w:rPr>
+          <w:rFonts w:hint="eastAsia"/>
+          <w:lang w:val="en-US" w:eastAsia="zh-CN"/>
+        </w:rPr>
+        <w:t>字体样式支持</w:t>
+      </w:r>
+    </w:p>
+    <w:p>
+      <w:pPr>
+        <w:pStyle w:val="4"/>
+        <w:bidi w:val="0"/>
+        <w:rPr>
+          <w:rFonts w:hint="eastAsia"/>
+          <w:lang w:val="en-US" w:eastAsia="zh-CN"/>
+        </w:rPr>
+      </w:pPr>
+      <w:r>
+        <w:rPr>
+          <w:rFonts w:hint="eastAsia"/>
+          <w:lang w:val="en-US" w:eastAsia="zh-CN"/>
+        </w:rPr>
+        <w:t>字体字色等常规样式</w:t>
+      </w:r>
+    </w:p>
+    <w:p>
+      <w:pPr>
+        <w:rPr>
+          <w:rFonts w:hint="eastAsia" w:ascii="楷体" w:hAnsi="楷体" w:eastAsia="楷体" w:cs="楷体"/>
+          <w:color w:val="000000" w:themeColor="text1"/>
+          <w:sz w:val="32"/>
+          <w:szCs w:val="32"/>
+          <w:lang w:val="en-US" w:eastAsia="zh-CN"/>
+          <w14:textFill>
+            <w14:solidFill>
+              <w14:schemeClr w14:val="tx1"/>
+            </w14:solidFill>
+          </w14:textFill>
+        </w:rPr>
+      </w:pPr>
+      <w:r>
+        <w:rPr>
+          <w:rFonts w:hint="eastAsia" w:ascii="楷体" w:hAnsi="楷体" w:eastAsia="楷体" w:cs="楷体"/>
+          <w:color w:val="000000" w:themeColor="text1"/>
+          <w:sz w:val="32"/>
+          <w:szCs w:val="32"/>
+          <w:lang w:val="en-US" w:eastAsia="zh-CN"/>
+          <w14:textFill>
+            <w14:solidFill>
+              <w14:schemeClr w14:val="tx1"/>
+            </w14:solidFill>
+          </w14:textFill>
+        </w:rPr>
+        <w:t>这是一段测试字体样式的文本段落，</w:t>
+      </w:r>
+      <w:r>
+        <w:rPr>
+          <w:rFonts w:hint="eastAsia" w:ascii="黑体" w:hAnsi="黑体" w:eastAsia="黑体" w:cs="黑体"/>
+          <w:color w:val="000000" w:themeColor="text1"/>
+          <w:sz w:val="32"/>
+          <w:szCs w:val="32"/>
+          <w:lang w:val="en-US" w:eastAsia="zh-CN"/>
+          <w14:textFill>
+            <w14:solidFill>
+              <w14:schemeClr w14:val="tx1"/>
+            </w14:solidFill>
+          </w14:textFill>
+        </w:rPr>
+        <w:t>这是黑体</w:t>
+      </w:r>
+      <w:r>
+        <w:rPr>
+          <w:rFonts w:hint="eastAsia" w:ascii="楷体" w:hAnsi="楷体" w:eastAsia="楷体" w:cs="楷体"/>
+          <w:color w:val="000000" w:themeColor="text1"/>
+          <w:sz w:val="32"/>
+          <w:szCs w:val="32"/>
+          <w:lang w:val="en-US" w:eastAsia="zh-CN"/>
+          <w14:textFill>
+            <w14:solidFill>
+              <w14:schemeClr w14:val="tx1"/>
+            </w14:solidFill>
+          </w14:textFill>
+        </w:rPr>
+        <w:t>、这是楷体、</w:t>
+      </w:r>
+      <w:r>
+        <w:rPr>
+          <w:rFonts w:hint="eastAsia" w:ascii="微软雅黑" w:hAnsi="微软雅黑" w:eastAsia="微软雅黑" w:cs="微软雅黑"/>
+          <w:color w:val="000000" w:themeColor="text1"/>
+          <w:sz w:val="32"/>
+          <w:szCs w:val="32"/>
+          <w:lang w:val="en-US" w:eastAsia="zh-CN"/>
+          <w14:textFill>
+            <w14:solidFill>
+              <w14:schemeClr w14:val="tx1"/>
+            </w14:solidFill>
+          </w14:textFill>
+        </w:rPr>
+        <w:t>这是微软雅黑</w:t>
+      </w:r>
+      <w:r>
+        <w:rPr>
+          <w:rFonts w:hint="eastAsia" w:ascii="楷体" w:hAnsi="楷体" w:eastAsia="楷体" w:cs="楷体"/>
+          <w:color w:val="000000" w:themeColor="text1"/>
+          <w:sz w:val="32"/>
+          <w:szCs w:val="32"/>
+          <w:lang w:val="en-US" w:eastAsia="zh-CN"/>
+          <w14:textFill>
+            <w14:solidFill>
+              <w14:schemeClr w14:val="tx1"/>
+            </w14:solidFill>
+          </w14:textFill>
+        </w:rPr>
+        <w:t>。</w:t>
+      </w:r>
+    </w:p>
+    <w:p>
+      <w:pPr>
+        <w:rPr>
+          <w:rFonts w:hint="eastAsia" w:ascii="楷体" w:hAnsi="楷体" w:eastAsia="楷体" w:cs="楷体"/>
+          <w:color w:val="000000" w:themeColor="text1"/>
+          <w:sz w:val="32"/>
+          <w:szCs w:val="32"/>
+          <w:lang w:val="en-US" w:eastAsia="zh-CN"/>
+          <w14:textFill>
+            <w14:solidFill>
+              <w14:schemeClr w14:val="tx1"/>
+            </w14:solidFill>
+          </w14:textFill>
+        </w:rPr>
+      </w:pPr>
+      <w:r>
+        <w:rPr>
+          <w:rFonts w:hint="eastAsia" w:ascii="楷体" w:hAnsi="楷体" w:eastAsia="楷体" w:cs="楷体"/>
+          <w:color w:val="000000" w:themeColor="text1"/>
+          <w:sz w:val="32"/>
+          <w:szCs w:val="32"/>
+          <w:lang w:val="en-US" w:eastAsia="zh-CN"/>
+          <w14:textFill>
+            <w14:solidFill>
+              <w14:schemeClr w14:val="tx1"/>
+            </w14:solidFill>
+          </w14:textFill>
+        </w:rPr>
+        <w:t>这是一段测试文字颜色样式的段落，</w:t>
+      </w:r>
+      <w:r>
+        <w:rPr>
+          <w:rFonts w:hint="eastAsia" w:ascii="黑体" w:hAnsi="黑体" w:eastAsia="黑体" w:cs="黑体"/>
+          <w:color w:val="FF0000"/>
+          <w:sz w:val="32"/>
+          <w:szCs w:val="32"/>
+          <w:highlight w:val="none"/>
+          <w:lang w:val="en-US" w:eastAsia="zh-CN"/>
+        </w:rPr>
+        <w:t>这是黑体的红色</w:t>
+      </w:r>
+      <w:r>
+        <w:rPr>
+          <w:rFonts w:hint="eastAsia" w:ascii="楷体" w:hAnsi="楷体" w:eastAsia="楷体" w:cs="楷体"/>
+          <w:color w:val="000000" w:themeColor="text1"/>
+          <w:sz w:val="32"/>
+          <w:szCs w:val="32"/>
+          <w:lang w:val="en-US" w:eastAsia="zh-CN"/>
+          <w14:textFill>
+            <w14:solidFill>
+              <w14:schemeClr w14:val="tx1"/>
+            </w14:solidFill>
+          </w14:textFill>
+        </w:rPr>
+        <w:t>，</w:t>
+      </w:r>
+      <w:r>
+        <w:rPr>
+          <w:rFonts w:hint="eastAsia" w:ascii="楷体" w:hAnsi="楷体" w:eastAsia="楷体" w:cs="楷体"/>
+          <w:color w:val="4874CB" w:themeColor="accent1"/>
+          <w:sz w:val="32"/>
+          <w:szCs w:val="32"/>
+          <w:lang w:val="en-US" w:eastAsia="zh-CN"/>
+          <w14:textFill>
+            <w14:solidFill>
+              <w14:schemeClr w14:val="accent1"/>
+            </w14:solidFill>
+          </w14:textFill>
+        </w:rPr>
+        <w:t>这是楷体的蓝色</w:t>
+      </w:r>
+      <w:r>
+        <w:rPr>
+          <w:rFonts w:hint="eastAsia" w:ascii="楷体" w:hAnsi="楷体" w:eastAsia="楷体" w:cs="楷体"/>
+          <w:color w:val="000000" w:themeColor="text1"/>
+          <w:sz w:val="32"/>
+          <w:szCs w:val="32"/>
+          <w:lang w:val="en-US" w:eastAsia="zh-CN"/>
+          <w14:textFill>
+            <w14:solidFill>
+              <w14:schemeClr w14:val="tx1"/>
+            </w14:solidFill>
+          </w14:textFill>
+        </w:rPr>
+        <w:t>，</w:t>
+      </w:r>
+      <w:r>
+        <w:rPr>
+          <w:rFonts w:hint="eastAsia" w:ascii="黑体" w:hAnsi="黑体" w:eastAsia="黑体" w:cs="黑体"/>
+          <w:color w:val="FF0000"/>
+          <w:sz w:val="32"/>
+          <w:szCs w:val="32"/>
+          <w:lang w:val="en-US" w:eastAsia="zh-CN"/>
+        </w:rPr>
+        <w:t>这是黑体数字</w:t>
+      </w:r>
+      <w:r>
+        <w:rPr>
+          <w:rFonts w:hint="eastAsia" w:ascii="黑体" w:hAnsi="黑体" w:eastAsia="黑体" w:cs="黑体"/>
+          <w:color w:val="00B050"/>
+          <w:sz w:val="32"/>
+          <w:szCs w:val="32"/>
+          <w:lang w:val="en-US" w:eastAsia="zh-CN"/>
+        </w:rPr>
+        <w:t>123</w:t>
+      </w:r>
+      <w:r>
+        <w:rPr>
+          <w:rFonts w:hint="eastAsia" w:ascii="黑体" w:hAnsi="黑体" w:eastAsia="黑体" w:cs="黑体"/>
+          <w:color w:val="FF0000"/>
+          <w:sz w:val="32"/>
+          <w:szCs w:val="32"/>
+          <w:lang w:val="en-US" w:eastAsia="zh-CN"/>
+        </w:rPr>
+        <w:t>是绿色的汉字是红色的</w:t>
+      </w:r>
+      <w:r>
+        <w:rPr>
+          <w:rFonts w:hint="eastAsia" w:ascii="楷体" w:hAnsi="楷体" w:eastAsia="楷体" w:cs="楷体"/>
+          <w:color w:val="000000" w:themeColor="text1"/>
+          <w:sz w:val="32"/>
+          <w:szCs w:val="32"/>
+          <w:lang w:val="en-US" w:eastAsia="zh-CN"/>
+          <w14:textFill>
+            <w14:solidFill>
+              <w14:schemeClr w14:val="tx1"/>
+            </w14:solidFill>
+          </w14:textFill>
+        </w:rPr>
+        <w:t>。</w:t>
+      </w:r>
+    </w:p>
+    <w:p>
+      <w:pPr>
+        <w:rPr>
+          <w:rFonts w:hint="eastAsia" w:ascii="楷体" w:hAnsi="楷体" w:eastAsia="楷体" w:cs="楷体"/>
+          <w:color w:val="000000" w:themeColor="text1"/>
+          <w:sz w:val="32"/>
+          <w:szCs w:val="32"/>
+          <w:lang w:val="en-US" w:eastAsia="zh-CN"/>
+          <w14:textFill>
+            <w14:solidFill>
+              <w14:schemeClr w14:val="tx1"/>
+            </w14:solidFill>
+          </w14:textFill>
+        </w:rPr>
+      </w:pPr>
+      <w:r>
+        <w:rPr>
+          <w:rFonts w:hint="eastAsia" w:ascii="楷体" w:hAnsi="楷体" w:eastAsia="楷体" w:cs="楷体"/>
+          <w:color w:val="000000" w:themeColor="text1"/>
+          <w:sz w:val="32"/>
+          <w:szCs w:val="32"/>
+          <w:lang w:val="en-US" w:eastAsia="zh-CN"/>
+          <w14:textFill>
+            <w14:solidFill>
+              <w14:schemeClr w14:val="tx1"/>
+            </w14:solidFill>
+          </w14:textFill>
+        </w:rPr>
+        <w:t>这是一段设置了字号的段落，</w:t>
+      </w:r>
+      <w:r>
+        <w:rPr>
+          <w:rFonts w:hint="eastAsia" w:ascii="黑体" w:hAnsi="黑体" w:eastAsia="黑体" w:cs="黑体"/>
+          <w:color w:val="000000" w:themeColor="text1"/>
+          <w:sz w:val="36"/>
+          <w:szCs w:val="36"/>
+          <w:lang w:val="en-US" w:eastAsia="zh-CN"/>
+          <w14:textFill>
+            <w14:solidFill>
+              <w14:schemeClr w14:val="tx1"/>
+            </w14:solidFill>
+          </w14:textFill>
+        </w:rPr>
+        <w:t>这里是18号黑体</w:t>
+      </w:r>
+      <w:r>
+        <w:rPr>
+          <w:rFonts w:hint="eastAsia" w:ascii="楷体" w:hAnsi="楷体" w:eastAsia="楷体" w:cs="楷体"/>
+          <w:color w:val="000000" w:themeColor="text1"/>
+          <w:sz w:val="32"/>
+          <w:szCs w:val="32"/>
+          <w:lang w:val="en-US" w:eastAsia="zh-CN"/>
+          <w14:textFill>
+            <w14:solidFill>
+              <w14:schemeClr w14:val="tx1"/>
+            </w14:solidFill>
+          </w14:textFill>
+        </w:rPr>
+        <w:t>，</w:t>
+      </w:r>
+      <w:r>
+        <w:rPr>
+          <w:rFonts w:hint="eastAsia" w:ascii="黑体" w:hAnsi="黑体" w:eastAsia="黑体" w:cs="黑体"/>
+          <w:color w:val="000000" w:themeColor="text1"/>
+          <w:sz w:val="24"/>
+          <w:szCs w:val="24"/>
+          <w:lang w:val="en-US" w:eastAsia="zh-CN"/>
+          <w14:textFill>
+            <w14:solidFill>
+              <w14:schemeClr w14:val="tx1"/>
+            </w14:solidFill>
+          </w14:textFill>
+        </w:rPr>
+        <w:t>这是小四号的黑体</w:t>
+      </w:r>
+      <w:r>
+        <w:rPr>
+          <w:rFonts w:hint="eastAsia" w:ascii="楷体" w:hAnsi="楷体" w:eastAsia="楷体" w:cs="楷体"/>
+          <w:color w:val="000000" w:themeColor="text1"/>
+          <w:sz w:val="32"/>
+          <w:szCs w:val="32"/>
+          <w:lang w:val="en-US" w:eastAsia="zh-CN"/>
+          <w14:textFill>
+            <w14:solidFill>
+              <w14:schemeClr w14:val="tx1"/>
+            </w14:solidFill>
+          </w14:textFill>
+        </w:rPr>
+        <w:t>，</w:t>
+      </w:r>
+      <w:r>
+        <w:rPr>
+          <w:rFonts w:hint="eastAsia" w:ascii="微软雅黑" w:hAnsi="微软雅黑" w:eastAsia="微软雅黑" w:cs="微软雅黑"/>
+          <w:color w:val="000000" w:themeColor="text1"/>
+          <w:sz w:val="32"/>
+          <w:szCs w:val="32"/>
+          <w:lang w:val="en-US" w:eastAsia="zh-CN"/>
+          <w14:textFill>
+            <w14:solidFill>
+              <w14:schemeClr w14:val="tx1"/>
+            </w14:solidFill>
+          </w14:textFill>
+        </w:rPr>
+        <w:t>这是16号的微软雅黑</w:t>
+      </w:r>
+      <w:r>
+        <w:rPr>
+          <w:rFonts w:hint="eastAsia" w:ascii="楷体" w:hAnsi="楷体" w:eastAsia="楷体" w:cs="楷体"/>
+          <w:color w:val="000000" w:themeColor="text1"/>
+          <w:sz w:val="32"/>
+          <w:szCs w:val="32"/>
+          <w:lang w:val="en-US" w:eastAsia="zh-CN"/>
+          <w14:textFill>
+            <w14:solidFill>
+              <w14:schemeClr w14:val="tx1"/>
+            </w14:solidFill>
+          </w14:textFill>
+        </w:rPr>
+        <w:t>。</w:t>
+      </w:r>
+    </w:p>
+    <w:p>
+      <w:pPr>
+        <w:pStyle w:val="4"/>
+        <w:bidi w:val="0"/>
+        <w:rPr>
+          <w:rFonts w:hint="eastAsia"/>
+          <w:lang w:val="en-US" w:eastAsia="zh-CN"/>
+        </w:rPr>
+      </w:pPr>
+      <w:r>
+        <w:rPr>
+          <w:rFonts w:hint="eastAsia"/>
+          <w:lang w:val="en-US" w:eastAsia="zh-CN"/>
+        </w:rPr>
+        <w:t>加粗斜体等特殊样式</w:t>
+      </w:r>
+    </w:p>
+    <w:p>
+      <w:pPr>
+        <w:rPr>
+          <w:rFonts w:hint="default" w:ascii="楷体" w:hAnsi="楷体" w:eastAsia="楷体" w:cs="楷体"/>
+          <w:color w:val="000000" w:themeColor="text1"/>
+          <w:sz w:val="32"/>
+          <w:szCs w:val="32"/>
+          <w:vertAlign w:val="subscript"/>
+          <w:lang w:val="en-US" w:eastAsia="zh-CN"/>
+          <w14:textFill>
+            <w14:solidFill>
+              <w14:schemeClr w14:val="tx1"/>
+            </w14:solidFill>
+          </w14:textFill>
+        </w:rPr>
+      </w:pPr>
+      <w:r>
+        <w:rPr>
+          <w:rFonts w:hint="eastAsia" w:ascii="楷体" w:hAnsi="楷体" w:eastAsia="楷体" w:cs="楷体"/>
+          <w:color w:val="000000" w:themeColor="text1"/>
+          <w:sz w:val="32"/>
+          <w:szCs w:val="32"/>
+          <w:lang w:val="en-US" w:eastAsia="zh-CN"/>
+          <w14:textFill>
+            <w14:solidFill>
+              <w14:schemeClr w14:val="tx1"/>
+            </w14:solidFill>
+          </w14:textFill>
+        </w:rPr>
+        <w:t>这是</w:t>
+      </w:r>
+      <w:r>
+        <w:rPr>
+          <w:rFonts w:hint="eastAsia" w:ascii="楷体" w:hAnsi="楷体" w:eastAsia="楷体" w:cs="楷体"/>
+          <w:b/>
+          <w:bCs/>
+          <w:color w:val="000000" w:themeColor="text1"/>
+          <w:sz w:val="32"/>
+          <w:szCs w:val="32"/>
+          <w:lang w:val="en-US" w:eastAsia="zh-CN"/>
+          <w14:textFill>
+            <w14:solidFill>
+              <w14:schemeClr w14:val="tx1"/>
+            </w14:solidFill>
+          </w14:textFill>
+        </w:rPr>
+        <w:t>粗</w:t>
+      </w:r>
+      <w:r>
+        <w:rPr>
+          <w:rFonts w:hint="eastAsia" w:ascii="楷体" w:hAnsi="楷体" w:eastAsia="楷体" w:cs="楷体"/>
+          <w:i/>
+          <w:iCs/>
+          <w:color w:val="000000" w:themeColor="text1"/>
+          <w:sz w:val="32"/>
+          <w:szCs w:val="32"/>
+          <w:lang w:val="en-US" w:eastAsia="zh-CN"/>
+          <w14:textFill>
+            <w14:solidFill>
+              <w14:schemeClr w14:val="tx1"/>
+            </w14:solidFill>
+          </w14:textFill>
+        </w:rPr>
+        <w:t>斜</w:t>
+      </w:r>
+      <w:r>
+        <w:rPr>
+          <w:rFonts w:hint="eastAsia" w:ascii="楷体" w:hAnsi="楷体" w:eastAsia="楷体" w:cs="楷体"/>
+          <w:color w:val="000000" w:themeColor="text1"/>
+          <w:sz w:val="32"/>
+          <w:szCs w:val="32"/>
+          <w:lang w:val="en-US" w:eastAsia="zh-CN"/>
+          <w14:textFill>
+            <w14:solidFill>
+              <w14:schemeClr w14:val="tx1"/>
+            </w14:solidFill>
+          </w14:textFill>
+        </w:rPr>
+        <w:t>体的测试文本，支持的格式有</w:t>
+      </w:r>
+      <w:r>
+        <w:rPr>
+          <w:rFonts w:hint="eastAsia" w:ascii="楷体" w:hAnsi="楷体" w:eastAsia="楷体" w:cs="楷体"/>
+          <w:b/>
+          <w:bCs/>
+          <w:color w:val="000000" w:themeColor="text1"/>
+          <w:sz w:val="32"/>
+          <w:szCs w:val="32"/>
+          <w:lang w:val="en-US" w:eastAsia="zh-CN"/>
+          <w14:textFill>
+            <w14:solidFill>
+              <w14:schemeClr w14:val="tx1"/>
+            </w14:solidFill>
+          </w14:textFill>
+        </w:rPr>
+        <w:t>粗体</w:t>
+      </w:r>
+      <w:r>
+        <w:rPr>
+          <w:rFonts w:hint="eastAsia" w:ascii="楷体" w:hAnsi="楷体" w:eastAsia="楷体" w:cs="楷体"/>
+          <w:color w:val="000000" w:themeColor="text1"/>
+          <w:sz w:val="32"/>
+          <w:szCs w:val="32"/>
+          <w:lang w:val="en-US" w:eastAsia="zh-CN"/>
+          <w14:textFill>
+            <w14:solidFill>
+              <w14:schemeClr w14:val="tx1"/>
+            </w14:solidFill>
+          </w14:textFill>
+        </w:rPr>
+        <w:t>、</w:t>
+      </w:r>
+      <w:r>
+        <w:rPr>
+          <w:rFonts w:hint="eastAsia" w:ascii="楷体" w:hAnsi="楷体" w:eastAsia="楷体" w:cs="楷体"/>
+          <w:i/>
+          <w:iCs/>
+          <w:color w:val="000000" w:themeColor="text1"/>
+          <w:sz w:val="32"/>
+          <w:szCs w:val="32"/>
+          <w:lang w:val="en-US" w:eastAsia="zh-CN"/>
+          <w14:textFill>
+            <w14:solidFill>
+              <w14:schemeClr w14:val="tx1"/>
+            </w14:solidFill>
+          </w14:textFill>
+        </w:rPr>
+        <w:t>斜体</w:t>
+      </w:r>
+      <w:r>
+        <w:rPr>
+          <w:rFonts w:hint="eastAsia" w:ascii="楷体" w:hAnsi="楷体" w:eastAsia="楷体" w:cs="楷体"/>
+          <w:color w:val="000000" w:themeColor="text1"/>
+          <w:sz w:val="32"/>
+          <w:szCs w:val="32"/>
+          <w:lang w:val="en-US" w:eastAsia="zh-CN"/>
+          <w14:textFill>
+            <w14:solidFill>
+              <w14:schemeClr w14:val="tx1"/>
+            </w14:solidFill>
+          </w14:textFill>
+        </w:rPr>
+        <w:t>、</w:t>
+      </w:r>
+      <w:r>
+        <w:rPr>
+          <w:rFonts w:hint="eastAsia" w:ascii="楷体" w:hAnsi="楷体" w:eastAsia="楷体" w:cs="楷体"/>
+          <w:b/>
+          <w:bCs/>
+          <w:i/>
+          <w:iCs/>
+          <w:color w:val="000000" w:themeColor="text1"/>
+          <w:sz w:val="32"/>
+          <w:szCs w:val="32"/>
+          <w:lang w:val="en-US" w:eastAsia="zh-CN"/>
+          <w14:textFill>
+            <w14:solidFill>
+              <w14:schemeClr w14:val="tx1"/>
+            </w14:solidFill>
+          </w14:textFill>
+        </w:rPr>
+        <w:t>粗斜体</w:t>
+      </w:r>
+      <w:r>
+        <w:rPr>
+          <w:rFonts w:hint="eastAsia" w:ascii="楷体" w:hAnsi="楷体" w:eastAsia="楷体" w:cs="楷体"/>
+          <w:color w:val="000000" w:themeColor="text1"/>
+          <w:sz w:val="32"/>
+          <w:szCs w:val="32"/>
+          <w:lang w:val="en-US" w:eastAsia="zh-CN"/>
+          <w14:textFill>
+            <w14:solidFill>
+              <w14:schemeClr w14:val="tx1"/>
+            </w14:solidFill>
+          </w14:textFill>
+        </w:rPr>
+        <w:t>、</w:t>
+      </w:r>
+      <w:r>
+        <w:rPr>
+          <w:rFonts w:hint="eastAsia" w:ascii="楷体" w:hAnsi="楷体" w:eastAsia="楷体" w:cs="楷体"/>
+          <w:color w:val="000000" w:themeColor="text1"/>
+          <w:sz w:val="32"/>
+          <w:szCs w:val="32"/>
+          <w:u w:val="single"/>
+          <w:lang w:val="en-US" w:eastAsia="zh-CN"/>
+          <w14:textFill>
+            <w14:solidFill>
+              <w14:schemeClr w14:val="tx1"/>
+            </w14:solidFill>
+          </w14:textFill>
+        </w:rPr>
+        <w:t>下划线</w:t>
+      </w:r>
+      <w:r>
+        <w:rPr>
+          <w:rFonts w:hint="eastAsia" w:ascii="楷体" w:hAnsi="楷体" w:eastAsia="楷体" w:cs="楷体"/>
+          <w:color w:val="000000" w:themeColor="text1"/>
+          <w:sz w:val="32"/>
+          <w:szCs w:val="32"/>
+          <w:lang w:val="en-US" w:eastAsia="zh-CN"/>
+          <w14:textFill>
+            <w14:solidFill>
+              <w14:schemeClr w14:val="tx1"/>
+            </w14:solidFill>
+          </w14:textFill>
+        </w:rPr>
+        <w:t>、</w:t>
+      </w:r>
+      <w:r>
+        <w:rPr>
+          <w:rFonts w:hint="eastAsia" w:ascii="楷体" w:hAnsi="楷体" w:eastAsia="楷体" w:cs="楷体"/>
+          <w:b/>
+          <w:bCs/>
+          <w:i/>
+          <w:iCs/>
+          <w:color w:val="000000" w:themeColor="text1"/>
+          <w:sz w:val="32"/>
+          <w:szCs w:val="32"/>
+          <w:u w:val="single"/>
+          <w:lang w:val="en-US" w:eastAsia="zh-CN"/>
+          <w14:textFill>
+            <w14:solidFill>
+              <w14:schemeClr w14:val="tx1"/>
+            </w14:solidFill>
+          </w14:textFill>
+        </w:rPr>
+        <w:t>加粗斜体下划线</w:t>
+      </w:r>
+      <w:r>
+        <w:rPr>
+          <w:rFonts w:hint="eastAsia" w:ascii="楷体" w:hAnsi="楷体" w:eastAsia="楷体" w:cs="楷体"/>
+          <w:color w:val="000000" w:themeColor="text1"/>
+          <w:sz w:val="32"/>
+          <w:szCs w:val="32"/>
+          <w:lang w:val="en-US" w:eastAsia="zh-CN"/>
+          <w14:textFill>
+            <w14:solidFill>
+              <w14:schemeClr w14:val="tx1"/>
+            </w14:solidFill>
+          </w14:textFill>
+        </w:rPr>
+        <w:t>、</w:t>
+      </w:r>
+      <w:r>
+        <w:rPr>
+          <w:rFonts w:hint="eastAsia" w:ascii="楷体" w:hAnsi="楷体" w:eastAsia="楷体" w:cs="楷体"/>
+          <w:strike/>
+          <w:dstrike w:val="0"/>
+          <w:color w:val="000000" w:themeColor="text1"/>
+          <w:sz w:val="32"/>
+          <w:szCs w:val="32"/>
+          <w:lang w:val="en-US" w:eastAsia="zh-CN"/>
+          <w14:textFill>
+            <w14:solidFill>
+              <w14:schemeClr w14:val="tx1"/>
+            </w14:solidFill>
+          </w14:textFill>
+        </w:rPr>
+        <w:t>删除线</w:t>
+      </w:r>
+      <w:r>
+        <w:rPr>
+          <w:rFonts w:hint="eastAsia" w:ascii="楷体" w:hAnsi="楷体" w:eastAsia="楷体" w:cs="楷体"/>
+          <w:color w:val="000000" w:themeColor="text1"/>
+          <w:sz w:val="32"/>
+          <w:szCs w:val="32"/>
+          <w:lang w:val="en-US" w:eastAsia="zh-CN"/>
+          <w14:textFill>
+            <w14:solidFill>
+              <w14:schemeClr w14:val="tx1"/>
+            </w14:solidFill>
+          </w14:textFill>
+        </w:rPr>
+        <w:t>、</w:t>
+      </w:r>
+      <w:r>
+        <w:rPr>
+          <w:rFonts w:hint="eastAsia" w:ascii="楷体" w:hAnsi="楷体" w:eastAsia="楷体" w:cs="楷体"/>
+          <w:b/>
+          <w:bCs/>
+          <w:i/>
+          <w:iCs/>
+          <w:strike/>
+          <w:dstrike w:val="0"/>
+          <w:color w:val="000000" w:themeColor="text1"/>
+          <w:sz w:val="32"/>
+          <w:szCs w:val="32"/>
+          <w:lang w:val="en-US" w:eastAsia="zh-CN"/>
+          <w14:textFill>
+            <w14:solidFill>
+              <w14:schemeClr w14:val="tx1"/>
+            </w14:solidFill>
+          </w14:textFill>
+        </w:rPr>
+        <w:t>加粗斜体删除线</w:t>
+      </w:r>
+      <w:r>
+        <w:rPr>
+          <w:rFonts w:hint="eastAsia" w:ascii="楷体" w:hAnsi="楷体" w:eastAsia="楷体" w:cs="楷体"/>
+          <w:color w:val="000000" w:themeColor="text1"/>
+          <w:sz w:val="32"/>
+          <w:szCs w:val="32"/>
+          <w:lang w:val="en-US" w:eastAsia="zh-CN"/>
+          <w14:textFill>
+            <w14:solidFill>
+              <w14:schemeClr w14:val="tx1"/>
+            </w14:solidFill>
+          </w14:textFill>
+        </w:rPr>
+        <w:t>还有</w:t>
+      </w:r>
+      <w:r>
+        <w:rPr>
+          <w:rFonts w:hint="eastAsia" w:ascii="楷体" w:hAnsi="楷体" w:eastAsia="楷体" w:cs="楷体"/>
+          <w:color w:val="000000" w:themeColor="text1"/>
+          <w:sz w:val="32"/>
+          <w:szCs w:val="32"/>
+          <w:vertAlign w:val="superscript"/>
+          <w:lang w:val="en-US" w:eastAsia="zh-CN"/>
+          <w14:textFill>
+            <w14:solidFill>
+              <w14:schemeClr w14:val="tx1"/>
+            </w14:solidFill>
+          </w14:textFill>
+        </w:rPr>
+        <w:t>上标</w:t>
+      </w:r>
+      <w:r>
+        <w:rPr>
+          <w:rFonts w:hint="eastAsia" w:ascii="楷体" w:hAnsi="楷体" w:eastAsia="楷体" w:cs="楷体"/>
+          <w:color w:val="000000" w:themeColor="text1"/>
+          <w:sz w:val="32"/>
+          <w:szCs w:val="32"/>
+          <w:lang w:val="en-US" w:eastAsia="zh-CN"/>
+          <w14:textFill>
+            <w14:solidFill>
+              <w14:schemeClr w14:val="tx1"/>
+            </w14:solidFill>
+          </w14:textFill>
+        </w:rPr>
+        <w:t>和</w:t>
+      </w:r>
+      <w:r>
+        <w:rPr>
+          <w:rFonts w:hint="eastAsia" w:ascii="楷体" w:hAnsi="楷体" w:eastAsia="楷体" w:cs="楷体"/>
+          <w:color w:val="000000" w:themeColor="text1"/>
+          <w:sz w:val="32"/>
+          <w:szCs w:val="32"/>
+          <w:vertAlign w:val="subscript"/>
+          <w:lang w:val="en-US" w:eastAsia="zh-CN"/>
+          <w14:textFill>
+            <w14:solidFill>
+              <w14:schemeClr w14:val="tx1"/>
+            </w14:solidFill>
+          </w14:textFill>
+        </w:rPr>
+        <w:t>下标</w:t>
+      </w:r>
+      <w:r>
+        <w:rPr>
+          <w:rFonts w:hint="eastAsia" w:ascii="楷体" w:hAnsi="楷体" w:eastAsia="楷体" w:cs="楷体"/>
+          <w:color w:val="000000" w:themeColor="text1"/>
+          <w:sz w:val="32"/>
+          <w:szCs w:val="32"/>
+          <w:vertAlign w:val="baseline"/>
+          <w:lang w:val="en-US" w:eastAsia="zh-CN"/>
+          <w14:textFill>
+            <w14:solidFill>
+              <w14:schemeClr w14:val="tx1"/>
+            </w14:solidFill>
+          </w14:textFill>
+        </w:rPr>
+        <w:t>；不确认是否支持的格式</w:t>
+      </w:r>
+      <w:r>
+        <w:rPr>
+          <w:rFonts w:hint="eastAsia" w:ascii="楷体" w:hAnsi="楷体" w:eastAsia="楷体" w:cs="楷体"/>
+          <w:color w:val="000000" w:themeColor="text1"/>
+          <w:sz w:val="32"/>
+          <w:szCs w:val="32"/>
+          <w:u w:val="double"/>
+          <w:vertAlign w:val="baseline"/>
+          <w:lang w:val="en-US" w:eastAsia="zh-CN"/>
+          <w14:textFill>
+            <w14:solidFill>
+              <w14:schemeClr w14:val="tx1"/>
+            </w14:solidFill>
+          </w14:textFill>
+        </w:rPr>
+        <w:t>双下划线</w:t>
+      </w:r>
+      <w:r>
+        <w:rPr>
+          <w:rFonts w:hint="eastAsia" w:ascii="楷体" w:hAnsi="楷体" w:eastAsia="楷体" w:cs="楷体"/>
+          <w:color w:val="000000" w:themeColor="text1"/>
+          <w:sz w:val="32"/>
+          <w:szCs w:val="32"/>
+          <w:vertAlign w:val="baseline"/>
+          <w:lang w:val="en-US" w:eastAsia="zh-CN"/>
+          <w14:textFill>
+            <w14:solidFill>
+              <w14:schemeClr w14:val="tx1"/>
+            </w14:solidFill>
+          </w14:textFill>
+        </w:rPr>
+        <w:t>、</w:t>
+      </w:r>
+      <w:r>
+        <w:rPr>
+          <w:rFonts w:hint="eastAsia" w:ascii="楷体" w:hAnsi="楷体" w:eastAsia="楷体" w:cs="楷体"/>
+          <w:color w:val="000000" w:themeColor="text1"/>
+          <w:sz w:val="32"/>
+          <w:szCs w:val="32"/>
+          <w:u w:val="dash"/>
+          <w:vertAlign w:val="baseline"/>
+          <w:lang w:val="en-US" w:eastAsia="zh-CN"/>
+          <w14:textFill>
+            <w14:solidFill>
+              <w14:schemeClr w14:val="tx1"/>
+            </w14:solidFill>
+          </w14:textFill>
+        </w:rPr>
+        <w:t>下滑虚线</w:t>
+      </w:r>
+      <w:r>
+        <w:rPr>
+          <w:rFonts w:hint="eastAsia" w:ascii="楷体" w:hAnsi="楷体" w:eastAsia="楷体" w:cs="楷体"/>
+          <w:color w:val="000000" w:themeColor="text1"/>
+          <w:sz w:val="32"/>
+          <w:szCs w:val="32"/>
+          <w:vertAlign w:val="baseline"/>
+          <w:lang w:val="en-US" w:eastAsia="zh-CN"/>
+          <w14:textFill>
+            <w14:solidFill>
+              <w14:schemeClr w14:val="tx1"/>
+            </w14:solidFill>
+          </w14:textFill>
+        </w:rPr>
+        <w:t>、</w:t>
+      </w:r>
+      <w:r>
+        <w:rPr>
+          <w:rFonts w:hint="eastAsia" w:ascii="楷体" w:hAnsi="楷体" w:eastAsia="楷体" w:cs="楷体"/>
+          <w:color w:val="000000" w:themeColor="text1"/>
+          <w:sz w:val="32"/>
+          <w:szCs w:val="32"/>
+          <w:u w:val="wave"/>
+          <w:vertAlign w:val="baseline"/>
+          <w:lang w:val="en-US" w:eastAsia="zh-CN"/>
+          <w14:textFill>
+            <w14:solidFill>
+              <w14:schemeClr w14:val="tx1"/>
+            </w14:solidFill>
+          </w14:textFill>
+        </w:rPr>
+        <w:t>下滑波浪线</w:t>
+      </w:r>
+      <w:r>
+        <w:rPr>
+          <w:rFonts w:hint="eastAsia" w:ascii="楷体" w:hAnsi="楷体" w:eastAsia="楷体" w:cs="楷体"/>
+          <w:color w:val="000000" w:themeColor="text1"/>
+          <w:sz w:val="32"/>
+          <w:szCs w:val="32"/>
+          <w:vertAlign w:val="baseline"/>
+          <w:lang w:val="en-US" w:eastAsia="zh-CN"/>
+          <w14:textFill>
+            <w14:solidFill>
+              <w14:schemeClr w14:val="tx1"/>
+            </w14:solidFill>
+          </w14:textFill>
+        </w:rPr>
+        <w:t>和</w:t>
+      </w:r>
+      <w:r>
+        <w:rPr>
+          <w:rFonts w:hint="eastAsia" w:ascii="楷体" w:hAnsi="楷体" w:eastAsia="楷体" w:cs="楷体"/>
+          <w:color w:val="000000" w:themeColor="text1"/>
+          <w:sz w:val="32"/>
+          <w:szCs w:val="32"/>
+          <w:vertAlign w:val="baseline"/>
+          <w:em w:val="dot"/>
+          <w:lang w:val="en-US" w:eastAsia="zh-CN"/>
+          <w14:textFill>
+            <w14:solidFill>
+              <w14:schemeClr w14:val="tx1"/>
+            </w14:solidFill>
+          </w14:textFill>
+        </w:rPr>
+        <w:t>着重符号</w:t>
+      </w:r>
+      <w:r>
+        <w:rPr>
+          <w:rFonts w:hint="eastAsia" w:ascii="楷体" w:hAnsi="楷体" w:eastAsia="楷体" w:cs="楷体"/>
+          <w:color w:val="000000" w:themeColor="text1"/>
+          <w:sz w:val="32"/>
+          <w:szCs w:val="32"/>
+          <w:vertAlign w:val="baseline"/>
+          <w:lang w:val="en-US" w:eastAsia="zh-CN"/>
+          <w14:textFill>
+            <w14:solidFill>
+              <w14:schemeClr w14:val="tx1"/>
+            </w14:solidFill>
+          </w14:textFill>
+        </w:rPr>
+        <w:t>。</w:t>
+      </w:r>
+    </w:p>
+    <w:p>
+      <w:pPr>
+        <w:rPr>
+          <w:rFonts w:hint="eastAsia" w:ascii="楷体" w:hAnsi="楷体" w:eastAsia="楷体" w:cs="楷体"/>
+          <w:color w:val="000000" w:themeColor="text1"/>
+          <w:sz w:val="32"/>
+          <w:szCs w:val="32"/>
+          <w:highlight w:val="darkMagenta"/>
+          <w:lang w:val="en-US" w:eastAsia="zh-CN"/>
+          <w14:textFill>
+            <w14:solidFill>
+              <w14:schemeClr w14:val="tx1"/>
+            </w14:solidFill>
+          </w14:textFill>
+        </w:rPr>
+      </w:pPr>
+      <w:r>
+        <w:rPr>
+          <w:rFonts w:hint="eastAsia" w:ascii="楷体" w:hAnsi="楷体" w:eastAsia="楷体" w:cs="楷体"/>
+          <w:color w:val="000000" w:themeColor="text1"/>
+          <w:sz w:val="32"/>
+          <w:szCs w:val="32"/>
+          <w:highlight w:val="darkMagenta"/>
+          <w:lang w:val="en-US" w:eastAsia="zh-CN"/>
+          <w14:textFill>
+            <w14:solidFill>
+              <w14:schemeClr w14:val="tx1"/>
+            </w14:solidFill>
+          </w14:textFill>
+        </w:rPr>
+        <w:t>文字的突出显示颜色也支持，</w:t>
+      </w:r>
+      <w:r>
+        <w:rPr>
+          <w:rFonts w:hint="eastAsia" w:ascii="楷体" w:hAnsi="楷体" w:eastAsia="楷体" w:cs="楷体"/>
+          <w:color w:val="000000" w:themeColor="text1"/>
+          <w:sz w:val="32"/>
+          <w:szCs w:val="32"/>
+          <w:highlight w:val="red"/>
+          <w:lang w:val="en-US" w:eastAsia="zh-CN"/>
+          <w14:textFill>
+            <w14:solidFill>
+              <w14:schemeClr w14:val="tx1"/>
+            </w14:solidFill>
+          </w14:textFill>
+        </w:rPr>
+        <w:t>这是红色的背景</w:t>
+      </w:r>
+      <w:r>
+        <w:rPr>
+          <w:rFonts w:hint="eastAsia" w:ascii="楷体" w:hAnsi="楷体" w:eastAsia="楷体" w:cs="楷体"/>
+          <w:color w:val="000000" w:themeColor="text1"/>
+          <w:sz w:val="32"/>
+          <w:szCs w:val="32"/>
+          <w:highlight w:val="darkMagenta"/>
+          <w:lang w:val="en-US" w:eastAsia="zh-CN"/>
+          <w14:textFill>
+            <w14:solidFill>
+              <w14:schemeClr w14:val="tx1"/>
+            </w14:solidFill>
+          </w14:textFill>
+        </w:rPr>
+        <w:t>，</w:t>
+      </w:r>
+      <w:r>
+        <w:rPr>
+          <w:rFonts w:hint="eastAsia" w:ascii="楷体" w:hAnsi="楷体" w:eastAsia="楷体" w:cs="楷体"/>
+          <w:color w:val="000000" w:themeColor="text1"/>
+          <w:sz w:val="32"/>
+          <w:szCs w:val="32"/>
+          <w:highlight w:val="yellow"/>
+          <w:lang w:val="en-US" w:eastAsia="zh-CN"/>
+          <w14:textFill>
+            <w14:solidFill>
+              <w14:schemeClr w14:val="tx1"/>
+            </w14:solidFill>
+          </w14:textFill>
+        </w:rPr>
+        <w:t>这是黄色的背景</w:t>
+      </w:r>
+      <w:r>
+        <w:rPr>
+          <w:rFonts w:hint="eastAsia" w:ascii="楷体" w:hAnsi="楷体" w:eastAsia="楷体" w:cs="楷体"/>
+          <w:color w:val="000000" w:themeColor="text1"/>
+          <w:sz w:val="32"/>
+          <w:szCs w:val="32"/>
+          <w:highlight w:val="darkMagenta"/>
+          <w:lang w:val="en-US" w:eastAsia="zh-CN"/>
+          <w14:textFill>
+            <w14:solidFill>
+              <w14:schemeClr w14:val="tx1"/>
+            </w14:solidFill>
+          </w14:textFill>
+        </w:rPr>
+        <w:t>，</w:t>
+      </w:r>
+      <w:r>
+        <w:rPr>
+          <w:rFonts w:hint="eastAsia" w:ascii="楷体" w:hAnsi="楷体" w:eastAsia="楷体" w:cs="楷体"/>
+          <w:color w:val="FFFFFF" w:themeColor="background1"/>
+          <w:sz w:val="32"/>
+          <w:szCs w:val="32"/>
+          <w:highlight w:val="green"/>
+          <w:lang w:val="en-US" w:eastAsia="zh-CN"/>
+          <w14:textFill>
+            <w14:solidFill>
+              <w14:schemeClr w14:val="bg1"/>
+            </w14:solidFill>
+          </w14:textFill>
+        </w:rPr>
+        <w:t>这是绿色背景白色文字</w:t>
+      </w:r>
+      <w:r>
+        <w:rPr>
+          <w:rFonts w:hint="eastAsia" w:ascii="楷体" w:hAnsi="楷体" w:eastAsia="楷体" w:cs="楷体"/>
+          <w:color w:val="000000" w:themeColor="text1"/>
+          <w:sz w:val="32"/>
+          <w:szCs w:val="32"/>
+          <w:highlight w:val="darkMagenta"/>
+          <w:lang w:val="en-US" w:eastAsia="zh-CN"/>
+          <w14:textFill>
+            <w14:solidFill>
+              <w14:schemeClr w14:val="tx1"/>
+            </w14:solidFill>
+          </w14:textFill>
+        </w:rPr>
+        <w:t>。</w:t>
+      </w:r>
+    </w:p>
+    <w:p>
+      <w:pPr>
+        <w:rPr>
+          <w:rFonts w:hint="default" w:ascii="楷体" w:hAnsi="楷体" w:eastAsia="楷体" w:cs="楷体"/>
+          <w:color w:val="000000" w:themeColor="text1"/>
+          <w:sz w:val="32"/>
+          <w:szCs w:val="32"/>
+          <w:highlight w:val="darkMagenta"/>
+          <w:lang w:val="en-US" w:eastAsia="zh-CN"/>
+          <w14:textFill>
+            <w14:solidFill>
+              <w14:schemeClr w14:val="tx1"/>
+            </w14:solidFill>
+          </w14:textFill>
+        </w:rPr>
+      </w:pPr>
+    </w:p>
+    <w:p>
+      <w:pPr>
+        <w:pStyle w:val="3"/>
+        <w:bidi w:val="0"/>
+        <w:rPr>
+          <w:rFonts w:hint="eastAsia"/>
+          <w:lang w:val="en-US" w:eastAsia="zh-CN"/>
+        </w:rPr>
+      </w:pPr>
+      <w:r>
+        <w:rPr>
+          <w:rFonts w:hint="eastAsia"/>
+          <w:lang w:val="en-US" w:eastAsia="zh-CN"/>
+        </w:rPr>
+        <w:t>段落样式支持</w:t>
+      </w:r>
+    </w:p>
+    <w:p>
+      <w:pPr>
+        <w:pStyle w:val="4"/>
+        <w:bidi w:val="0"/>
+        <w:rPr>
+          <w:rFonts w:hint="eastAsia"/>
+          <w:lang w:val="en-US" w:eastAsia="zh-CN"/>
+        </w:rPr>
+      </w:pPr>
+      <w:r>
+        <w:rPr>
+          <w:rFonts w:hint="eastAsia"/>
+          <w:lang w:val="en-US" w:eastAsia="zh-CN"/>
+        </w:rPr>
+        <w:t>常规段落样式的支持</w:t>
+      </w:r>
+    </w:p>
+    <w:p>
+      <w:pPr>
+        <w:jc w:val="left"/>
+        <w:rPr>
+          <w:rFonts w:hint="eastAsia" w:ascii="楷体" w:hAnsi="楷体" w:eastAsia="楷体" w:cs="楷体"/>
+          <w:sz w:val="32"/>
+          <w:szCs w:val="32"/>
+          <w:lang w:val="en-US" w:eastAsia="zh-CN"/>
+        </w:rPr>
+      </w:pPr>
+      <w:r>
+        <w:rPr>
+          <w:rFonts w:hint="eastAsia" w:ascii="楷体" w:hAnsi="楷体" w:eastAsia="楷体" w:cs="楷体"/>
+          <w:sz w:val="32"/>
+          <w:szCs w:val="32"/>
+          <w:lang w:val="en-US" w:eastAsia="zh-CN"/>
+        </w:rPr>
+        <w:t>左对齐微风过处，送来缕缕清香，仿佛远处高楼上渺茫的歌声似的。微风过处，送来缕缕清香，仿佛远处高楼上渺茫的歌声似的。微风过处，送来缕缕清香，仿佛远处高楼上渺茫的歌声似的。</w:t>
+      </w:r>
+    </w:p>
+    <w:p>
+      <w:pPr>
+        <w:jc w:val="center"/>
+        <w:rPr>
+          <w:rFonts w:hint="eastAsia" w:ascii="楷体" w:hAnsi="楷体" w:eastAsia="楷体" w:cs="楷体"/>
+          <w:sz w:val="32"/>
+          <w:szCs w:val="32"/>
+          <w:lang w:val="en-US" w:eastAsia="zh-CN"/>
+        </w:rPr>
+      </w:pPr>
+      <w:r>
+        <w:rPr>
+          <w:rFonts w:hint="eastAsia" w:ascii="楷体" w:hAnsi="楷体" w:eastAsia="楷体" w:cs="楷体"/>
+          <w:sz w:val="32"/>
+          <w:szCs w:val="32"/>
+          <w:lang w:val="en-US" w:eastAsia="zh-CN"/>
+        </w:rPr>
+        <w:t>居中对齐的样式微风过处，送来缕缕清香，仿佛远处高楼上渺茫的歌声似的。微风过处，送来缕缕清香，仿佛远处高楼上渺茫的歌声似的。微风过处，送来缕缕清香，仿佛远处高楼上渺茫的歌声似的。</w:t>
+      </w:r>
+    </w:p>
+    <w:p>
+      <w:pPr>
+        <w:jc w:val="right"/>
+        <w:rPr>
+          <w:rFonts w:hint="eastAsia" w:ascii="楷体" w:hAnsi="楷体" w:eastAsia="楷体" w:cs="楷体"/>
+          <w:sz w:val="32"/>
+          <w:szCs w:val="32"/>
+          <w:lang w:val="en-US" w:eastAsia="zh-CN"/>
+        </w:rPr>
+      </w:pPr>
+      <w:r>
+        <w:rPr>
+          <w:rFonts w:hint="eastAsia" w:ascii="楷体" w:hAnsi="楷体" w:eastAsia="楷体" w:cs="楷体"/>
+          <w:sz w:val="32"/>
+          <w:szCs w:val="32"/>
+          <w:lang w:val="en-US" w:eastAsia="zh-CN"/>
+        </w:rPr>
+        <w:t>右对齐微风过处，送来缕缕清香，仿佛远处高楼上渺茫的歌声似的。微风过处，送来缕缕清香，仿佛远处高楼上渺茫的歌声似的。微风过处，送来缕缕清香，仿佛远处高楼上渺茫的歌声似的。微风过处，送来缕缕清香，仿佛远处高楼上渺茫的歌声似的。</w:t>
+      </w:r>
+    </w:p>
+    <w:p>
+      <w:pPr>
+        <w:jc w:val="both"/>
+        <w:rPr>
+          <w:rFonts w:hint="eastAsia" w:ascii="楷体" w:hAnsi="楷体" w:eastAsia="楷体" w:cs="楷体"/>
+          <w:sz w:val="32"/>
+          <w:szCs w:val="32"/>
+          <w:lang w:val="en-US" w:eastAsia="zh-CN"/>
+        </w:rPr>
+      </w:pPr>
+      <w:r>
+        <w:rPr>
+          <w:rFonts w:hint="eastAsia" w:ascii="楷体" w:hAnsi="楷体" w:eastAsia="楷体" w:cs="楷体"/>
+          <w:sz w:val="32"/>
+          <w:szCs w:val="32"/>
+          <w:lang w:val="en-US" w:eastAsia="zh-CN"/>
+        </w:rPr>
+        <w:t>两端对齐微风过处，送来缕缕清香，仿佛远处高楼上渺茫的歌声似的。微风过处，送来缕缕清香，仿佛远处高楼上渺茫的歌声似的。微风过处，送来缕缕清香，仿佛远处高楼上渺茫的歌声似的。</w:t>
+      </w:r>
+    </w:p>
+    <w:p>
+      <w:pPr>
+        <w:spacing w:line="720" w:lineRule="auto"/>
+        <w:rPr>
+          <w:rFonts w:hint="eastAsia" w:ascii="楷体" w:hAnsi="楷体" w:eastAsia="楷体" w:cs="楷体"/>
+          <w:sz w:val="32"/>
+          <w:szCs w:val="32"/>
+          <w:lang w:val="en-US" w:eastAsia="zh-CN"/>
+        </w:rPr>
+      </w:pPr>
+      <w:r>
+        <w:rPr>
+          <w:rFonts w:hint="eastAsia" w:ascii="楷体" w:hAnsi="楷体" w:eastAsia="楷体" w:cs="楷体"/>
+          <w:sz w:val="32"/>
+          <w:szCs w:val="32"/>
+          <w:lang w:val="en-US" w:eastAsia="zh-CN"/>
+        </w:rPr>
+        <w:t>超大行高微风过处，送来缕缕清香，仿佛远处高楼上渺茫的歌声似的。微风过处，送来缕缕清香，仿佛远处高楼上渺茫的歌声似的。微风过处，送来缕缕清香，仿佛远处高楼上渺茫的歌声似的。微风过处，送来缕缕清香，仿佛远处高楼上渺茫的歌声似的。</w:t>
+      </w:r>
+    </w:p>
+    <w:p>
+      <w:pPr>
+        <w:keepNext w:val="0"/>
+        <w:keepLines w:val="0"/>
+        <w:pageBreakBefore w:val="0"/>
+        <w:widowControl w:val="0"/>
+        <w:kinsoku/>
+        <w:wordWrap/>
+        <w:overflowPunct/>
+        <w:topLinePunct w:val="0"/>
+        <w:autoSpaceDE/>
+        <w:autoSpaceDN/>
+        <w:bidi w:val="0"/>
+        <w:adjustRightInd/>
+        <w:snapToGrid/>
+        <w:spacing w:before="469" w:beforeLines="150" w:after="469" w:afterLines="150"/>
+        <w:textAlignment w:val="auto"/>
+        <w:rPr>
+          <w:rFonts w:hint="eastAsia" w:ascii="楷体" w:hAnsi="楷体" w:eastAsia="楷体" w:cs="楷体"/>
+          <w:sz w:val="32"/>
+          <w:szCs w:val="32"/>
+          <w:lang w:val="en-US" w:eastAsia="zh-CN"/>
+        </w:rPr>
+      </w:pPr>
+      <w:r>
+        <w:rPr>
+          <w:rFonts w:hint="eastAsia" w:ascii="楷体" w:hAnsi="楷体" w:eastAsia="楷体" w:cs="楷体"/>
+          <w:sz w:val="32"/>
+          <w:szCs w:val="32"/>
+          <w:lang w:val="en-US" w:eastAsia="zh-CN"/>
+        </w:rPr>
+        <w:t>设置了段间距微风过处，送来缕缕清香，仿佛远处高楼上渺茫的歌声似的。微风过处，送来缕缕清香，仿佛远处高楼上渺茫的歌声似的。微风过处，送来缕缕清香，仿佛远处高楼上渺茫的歌声似的。</w:t>
+      </w:r>
+    </w:p>
+    <w:p>
+      <w:pPr>
+        <w:keepNext w:val="0"/>
+        <w:keepLines w:val="0"/>
+        <w:pageBreakBefore w:val="0"/>
+        <w:widowControl w:val="0"/>
+        <w:kinsoku/>
+        <w:wordWrap/>
+        <w:overflowPunct/>
+        <w:topLinePunct w:val="0"/>
+        <w:autoSpaceDE/>
+        <w:autoSpaceDN/>
+        <w:bidi w:val="0"/>
+        <w:adjustRightInd/>
+        <w:snapToGrid/>
+        <w:spacing w:before="313" w:beforeLines="100" w:after="625" w:afterLines="200" w:line="480" w:lineRule="auto"/>
+        <w:ind w:firstLine="640" w:firstLineChars="200"/>
+        <w:textAlignment w:val="auto"/>
+        <w:rPr>
+          <w:rFonts w:hint="eastAsia" w:ascii="楷体" w:hAnsi="楷体" w:eastAsia="楷体" w:cs="楷体"/>
+          <w:sz w:val="32"/>
+          <w:szCs w:val="32"/>
+          <w:lang w:val="en-US" w:eastAsia="zh-CN"/>
+        </w:rPr>
+      </w:pPr>
+      <w:r>
+        <w:rPr>
+          <w:rFonts w:hint="eastAsia" w:ascii="楷体" w:hAnsi="楷体" w:eastAsia="楷体" w:cs="楷体"/>
+          <w:sz w:val="32"/>
+          <w:szCs w:val="32"/>
+          <w:lang w:val="en-US" w:eastAsia="zh-CN"/>
+        </w:rPr>
+        <w:t>设置了首行缩进、段间距和行高微风过处，送来缕缕清香，仿佛远处高楼上渺茫的歌声似的。微风过处，送来缕缕清香，仿佛远处高楼上渺茫的歌声似的。微风过处，送来缕缕清香，仿佛远处高楼上渺茫的歌声似的。</w:t>
+      </w:r>
+    </w:p>
+    <w:p>
+      <w:pPr>
+        <w:pStyle w:val="4"/>
+        <w:bidi w:val="0"/>
+        <w:rPr>
+          <w:rFonts w:hint="eastAsia"/>
+          <w:lang w:val="en-US" w:eastAsia="zh-CN"/>
+        </w:rPr>
+      </w:pPr>
+      <w:r>
+        <w:rPr>
+          <w:rFonts w:hint="eastAsia"/>
+          <w:lang w:val="en-US" w:eastAsia="zh-CN"/>
+        </w:rPr>
+        <w:t>自定义段落样式的支持</w:t>
+      </w:r>
+    </w:p>
+    <w:p>
+      <w:pPr>
+        <w:pStyle w:val="9"/>
+        <w:bidi w:val="0"/>
+        <w:rPr>
+          <w:rFonts w:hint="eastAsia"/>
+          <w:lang w:val="en-US" w:eastAsia="zh-CN"/>
+        </w:rPr>
+      </w:pPr>
+      <w:r>
+        <w:rPr>
+          <w:rFonts w:hint="eastAsia"/>
+          <w:lang w:val="en-US" w:eastAsia="zh-CN"/>
+        </w:rPr>
+        <w:t>微风过处，送来缕缕清香，仿佛远处高楼上渺茫的歌声似的。微风过处，送来缕缕清香，仿佛远处高楼上渺茫的歌声似的。微风过处，送来缕缕清香，仿佛远处高楼上渺茫的歌声似的。微风过处，送来缕缕清香，仿佛远处高楼上渺茫的歌声似的。</w:t>
+      </w:r>
+    </w:p>
+    <w:p>
+      <w:pPr>
+        <w:rPr>
+          <w:rFonts w:hint="eastAsia" w:ascii="楷体" w:hAnsi="楷体" w:eastAsia="楷体" w:cs="楷体"/>
+          <w:sz w:val="24"/>
+          <w:szCs w:val="24"/>
+          <w:lang w:val="en-US" w:eastAsia="zh-CN"/>
+        </w:rPr>
+      </w:pPr>
+      <w:r>
+        <w:rPr>
+          <w:rFonts w:hint="eastAsia" w:ascii="楷体" w:hAnsi="楷体" w:eastAsia="楷体" w:cs="楷体"/>
+          <w:sz w:val="24"/>
+          <w:szCs w:val="24"/>
+          <w:lang w:val="en-US" w:eastAsia="zh-CN"/>
+        </w:rPr>
+        <w:t>微风过处，送来缕缕清香，仿佛远处高楼上渺茫的歌声似的。微风过处，送来缕缕清香，仿佛远处高楼上渺茫的歌声似的。微风过处，送来缕缕清香，仿佛远处高楼上渺茫的歌声似的。微风过处，送来缕缕清香，仿佛远处高楼上渺茫的歌声似的。</w:t>
+      </w:r>
+    </w:p>
+    <w:p>
+      <w:pPr>
+        <w:pStyle w:val="9"/>
+        <w:bidi w:val="0"/>
+        <w:rPr>
+          <w:rFonts w:hint="eastAsia"/>
+          <w:lang w:val="en-US" w:eastAsia="zh-CN"/>
+        </w:rPr>
+      </w:pPr>
+      <w:r>
+        <w:rPr>
+          <w:rFonts w:hint="eastAsia"/>
+          <w:lang w:val="en-US" w:eastAsia="zh-CN"/>
+        </w:rPr>
+        <w:t>微风过处，送来缕缕清香，仿佛远处高楼上渺茫的歌声似的。微风过处，送来缕缕清香，仿佛远处高楼上渺茫的歌声似的。</w:t>
+      </w:r>
+    </w:p>
+    <w:p>
+      <w:pPr>
+        <w:pStyle w:val="10"/>
+        <w:bidi w:val="0"/>
+        <w:rPr>
+          <w:rFonts w:hint="eastAsia"/>
+          <w:lang w:val="en-US" w:eastAsia="zh-CN"/>
+        </w:rPr>
+      </w:pPr>
+      <w:r>
+        <w:rPr>
+          <w:rFonts w:hint="eastAsia"/>
+          <w:lang w:val="en-US" w:eastAsia="zh-CN"/>
+        </w:rPr>
+        <w:t>微风过处，送来缕缕清香，仿佛远处高楼上渺茫的歌声似的。微风过处，送来缕缕清香，仿佛远处高楼上渺茫的歌声似的。</w:t>
+      </w:r>
+    </w:p>
+    <w:p>
+      <w:pPr>
+        <w:rPr>
+          <w:rFonts w:hint="eastAsia" w:ascii="楷体" w:hAnsi="楷体" w:eastAsia="楷体" w:cs="楷体"/>
+          <w:sz w:val="24"/>
+          <w:szCs w:val="24"/>
+          <w:lang w:val="en-US" w:eastAsia="zh-CN"/>
+        </w:rPr>
+      </w:pPr>
+      <w:r>
+        <w:rPr>
+          <w:rFonts w:hint="eastAsia" w:ascii="楷体" w:hAnsi="楷体" w:eastAsia="楷体" w:cs="楷体"/>
+          <w:sz w:val="24"/>
+          <w:szCs w:val="24"/>
+          <w:lang w:val="en-US" w:eastAsia="zh-CN"/>
+        </w:rPr>
+        <w:t>微风过处，送来缕缕清香，仿佛远处高楼上渺茫的歌声似的。微风过处，送来缕缕清香，仿佛远处高楼上渺茫的歌声似的。微风过处，送来缕缕清香，仿佛远处高楼上渺茫的歌声似的。微风过处，送来缕缕清香，仿佛远处高楼上渺茫的歌声似的。</w:t>
+      </w:r>
+    </w:p>
+    <w:p>
+      <w:pPr>
+        <w:pStyle w:val="3"/>
+        <w:bidi w:val="0"/>
+        <w:rPr>
+          <w:rFonts w:hint="eastAsia"/>
+          <w:lang w:val="en-US" w:eastAsia="zh-CN"/>
+        </w:rPr>
+      </w:pPr>
+      <w:r>
+        <w:rPr>
+          <w:rFonts w:hint="eastAsia"/>
+          <w:lang w:val="en-US" w:eastAsia="zh-CN"/>
+        </w:rPr>
+        <w:t>其他格式内容的支持</w:t>
+      </w:r>
+    </w:p>
+    <w:p>
+      <w:pPr>
+        <w:pStyle w:val="4"/>
+        <w:bidi w:val="0"/>
+        <w:rPr>
+          <w:rFonts w:hint="default"/>
+          <w:lang w:val="en-US" w:eastAsia="zh-CN"/>
+        </w:rPr>
+      </w:pPr>
+      <w:r>
+        <w:rPr>
+          <w:rFonts w:hint="eastAsia"/>
+          <w:lang w:val="en-US" w:eastAsia="zh-CN"/>
+        </w:rPr>
+        <w:t>公式</w:t>
+      </w:r>
+    </w:p>
+    <w:p>
+      <w:pPr>
+        <w:keepNext w:val="0"/>
+        <w:keepLines w:val="0"/>
+        <w:pageBreakBefore w:val="0"/>
+        <w:widowControl w:val="0"/>
+        <w:kinsoku/>
+        <w:wordWrap/>
+        <w:overflowPunct/>
+        <w:topLinePunct w:val="0"/>
+        <w:autoSpaceDE/>
+        <w:autoSpaceDN/>
+        <w:bidi w:val="0"/>
+        <w:adjustRightInd/>
+        <w:snapToGrid/>
+        <w:ind w:firstLine="560" w:firstLineChars="200"/>
+        <w:textAlignment w:val="auto"/>
+        <w:rPr>
+          <w:rFonts w:hAnsi="Cambria Math"/>
+          <w:i w:val="0"/>
+          <w:lang w:val="en-US"/>
+        </w:rPr>
+      </w:pPr>
+      <w:r>
+        <w:rPr>
+          <w:rFonts w:hint="eastAsia" w:ascii="楷体" w:hAnsi="楷体" w:eastAsia="楷体" w:cs="楷体"/>
+          <w:sz w:val="28"/>
+          <w:szCs w:val="28"/>
+          <w:lang w:val="en-US" w:eastAsia="zh-CN"/>
+        </w:rPr>
+        <w:t>行内公式示例：</w:t>
+      </w:r>
+      <w:r>
+        <w:rPr>
+          <w:rFonts w:hint="eastAsia"/>
+          <w:lang w:val="en-US" w:eastAsia="zh-CN"/>
+        </w:rPr>
+        <w:t xml:space="preserve"> </w:t>
+      </w:r>
+      <m:oMath>
+        <m:sSup>
+          <m:sSupPr>
+            <m:ctrlPr>
+              <w:rPr>
+                <w:rFonts w:ascii="Cambria Math" w:hAnsi="Cambria Math"/>
+                <w:i/>
+                <w:lang w:val="en-US"/>
+              </w:rPr>
+            </m:ctrlPr>
+          </m:sSupPr>
+          <m:e>
+            <m:r>
+              <m:rPr/>
+              <w:rPr>
+                <w:rFonts w:ascii="Cambria Math" w:hAnsi="Cambria Math"/>
+                <w:lang w:val="en-US"/>
+              </w:rPr>
+              <m:t>a</m:t>
+            </m:r>
+            <m:ctrlPr>
+              <w:rPr>
+                <w:rFonts w:ascii="Cambria Math" w:hAnsi="Cambria Math"/>
+                <w:i/>
+                <w:lang w:val="en-US"/>
+              </w:rPr>
+            </m:ctrlPr>
+          </m:e>
+          <m:sup>
+            <m:r>
+              <m:rPr/>
+              <w:rPr>
+                <w:rFonts w:ascii="Cambria Math" w:hAnsi="Cambria Math"/>
+                <w:lang w:val="en-US"/>
+              </w:rPr>
+              <m:t>2</m:t>
+            </m:r>
+            <m:ctrlPr>
+              <w:rPr>
+                <w:rFonts w:ascii="Cambria Math" w:hAnsi="Cambria Math"/>
+                <w:i/>
+                <w:lang w:val="en-US"/>
+              </w:rPr>
+            </m:ctrlPr>
+          </m:sup>
+        </m:sSup>
+        <m:r>
+          <m:rPr/>
+          <w:rPr>
+            <w:rFonts w:ascii="Cambria Math" w:hAnsi="Cambria Math"/>
+            <w:lang w:val="en-US"/>
+          </w:rPr>
+          <m:t>+</m:t>
+        </m:r>
+        <m:sSup>
+          <m:sSupPr>
+            <m:ctrlPr>
+              <w:rPr>
+                <w:rFonts w:ascii="Cambria Math" w:hAnsi="Cambria Math"/>
+                <w:i/>
+                <w:lang w:val="en-US"/>
+              </w:rPr>
+            </m:ctrlPr>
+          </m:sSupPr>
+          <m:e>
+            <m:r>
+              <m:rPr/>
+              <w:rPr>
+                <w:rFonts w:ascii="Cambria Math" w:hAnsi="Cambria Math"/>
+                <w:lang w:val="en-US"/>
+              </w:rPr>
+              <m:t>b</m:t>
+            </m:r>
+            <m:ctrlPr>
+              <w:rPr>
+                <w:rFonts w:ascii="Cambria Math" w:hAnsi="Cambria Math"/>
+                <w:i/>
+                <w:lang w:val="en-US"/>
+              </w:rPr>
+            </m:ctrlPr>
+          </m:e>
+          <m:sup>
+            <m:r>
+              <m:rPr/>
+              <w:rPr>
+                <w:rFonts w:ascii="Cambria Math" w:hAnsi="Cambria Math"/>
+                <w:lang w:val="en-US"/>
+              </w:rPr>
+              <m:t>2</m:t>
+            </m:r>
+            <m:ctrlPr>
+              <w:rPr>
+                <w:rFonts w:ascii="Cambria Math" w:hAnsi="Cambria Math"/>
+                <w:i/>
+                <w:lang w:val="en-US"/>
+              </w:rPr>
+            </m:ctrlPr>
+          </m:sup>
+        </m:sSup>
+        <m:r>
+          <m:rPr/>
+          <w:rPr>
+            <w:rFonts w:ascii="Cambria Math" w:hAnsi="Cambria Math"/>
+            <w:lang w:val="en-US"/>
+          </w:rPr>
+          <m:t>=</m:t>
+        </m:r>
+        <m:sSup>
+          <m:sSupPr>
+            <m:ctrlPr>
+              <w:rPr>
+                <w:rFonts w:ascii="Cambria Math" w:hAnsi="Cambria Math"/>
+                <w:i/>
+                <w:lang w:val="en-US"/>
+              </w:rPr>
+            </m:ctrlPr>
+          </m:sSupPr>
+          <m:e>
+            <m:r>
+              <m:rPr/>
+              <w:rPr>
+                <w:rFonts w:ascii="Cambria Math" w:hAnsi="Cambria Math"/>
+                <w:lang w:val="en-US"/>
+              </w:rPr>
+              <m:t>c</m:t>
+            </m:r>
+            <m:ctrlPr>
+              <w:rPr>
+                <w:rFonts w:ascii="Cambria Math" w:hAnsi="Cambria Math"/>
+                <w:i/>
+                <w:lang w:val="en-US"/>
+              </w:rPr>
+            </m:ctrlPr>
+          </m:e>
+          <m:sup>
+            <m:r>
+              <m:rPr/>
+              <w:rPr>
+                <w:rFonts w:ascii="Cambria Math" w:hAnsi="Cambria Math"/>
+                <w:lang w:val="en-US"/>
+              </w:rPr>
+              <m:t>2</m:t>
+            </m:r>
+            <m:ctrlPr>
+              <w:rPr>
+                <w:rFonts w:ascii="Cambria Math" w:hAnsi="Cambria Math"/>
+                <w:i/>
+                <w:lang w:val="en-US"/>
+              </w:rPr>
+            </m:ctrlPr>
+          </m:sup>
+        </m:sSup>
+      </m:oMath>
+    </w:p>
+    <w:p>
+      <w:pPr>
+        <w:keepNext w:val="0"/>
+        <w:keepLines w:val="0"/>
+        <w:pageBreakBefore w:val="0"/>
+        <w:widowControl w:val="0"/>
+        <w:kinsoku/>
+        <w:wordWrap/>
+        <w:overflowPunct/>
+        <w:topLinePunct w:val="0"/>
+        <w:autoSpaceDE/>
+        <w:autoSpaceDN/>
+        <w:bidi w:val="0"/>
+        <w:adjustRightInd/>
+        <w:snapToGrid/>
+        <w:ind w:firstLine="560" w:firstLineChars="200"/>
+        <w:textAlignment w:val="auto"/>
+        <w:rPr>
+          <w:rFonts w:hint="eastAsia" w:ascii="楷体" w:hAnsi="楷体" w:eastAsia="楷体" w:cs="楷体"/>
+          <w:i w:val="0"/>
+          <w:sz w:val="28"/>
+          <w:szCs w:val="28"/>
+          <w:lang w:val="en-US" w:eastAsia="zh-CN"/>
+        </w:rPr>
+      </w:pPr>
+      <w:r>
+        <w:rPr>
+          <w:rFonts w:hint="eastAsia" w:ascii="楷体" w:hAnsi="楷体" w:eastAsia="楷体" w:cs="楷体"/>
+          <w:i w:val="0"/>
+          <w:sz w:val="28"/>
+          <w:szCs w:val="28"/>
+          <w:lang w:val="en-US" w:eastAsia="zh-CN"/>
+        </w:rPr>
+        <w:t>块状公式示例：</w:t>
+      </w:r>
+    </w:p>
+    <w:p>
+      <w:pPr>
+        <w:rPr>
+          <w:rFonts w:hAnsi="Cambria Math"/>
+          <w:b w:val="0"/>
+          <w:i w:val="0"/>
+          <w:lang w:val="en-US"/>
+        </w:rPr>
+      </w:pPr>
+      <m:oMathPara>
+        <m:oMath>
+          <m:func>
+            <m:funcPr>
+              <m:ctrlPr>
+                <w:rPr>
+                  <w:rFonts w:ascii="Cambria Math" w:hAnsi="Cambria Math"/>
+                  <w:i/>
+                  <w:lang w:val="en-US"/>
+                </w:rPr>
+              </m:ctrlPr>
+            </m:funcPr>
+            <m:fName>
+              <m:limLow>
+                <m:limLowPr>
+                  <m:ctrlPr>
+                    <w:rPr>
+                      <w:rFonts w:ascii="Cambria Math" w:hAnsi="Cambria Math"/>
+                      <w:lang w:val="en-US"/>
+                    </w:rPr>
+                  </m:ctrlPr>
+                </m:limLowPr>
+                <m:e>
+                  <m:r>
+                    <m:rPr>
+                      <m:sty m:val="p"/>
+                    </m:rPr>
+                    <w:rPr>
+                      <w:rFonts w:ascii="Cambria Math" w:hAnsi="Cambria Math"/>
+                      <w:lang w:val="en-US"/>
+                    </w:rPr>
+                    <m:t>lim</m:t>
+                  </m:r>
+                  <m:ctrlPr>
+                    <w:rPr>
+                      <w:rFonts w:ascii="Cambria Math" w:hAnsi="Cambria Math"/>
+                      <w:i/>
+                      <w:lang w:val="en-US"/>
+                    </w:rPr>
+                  </m:ctrlPr>
+                </m:e>
+                <m:lim>
+                  <m:r>
+                    <m:rPr/>
+                    <w:rPr>
+                      <w:rFonts w:ascii="Cambria Math" w:hAnsi="Cambria Math"/>
+                      <w:lang w:val="en-US"/>
+                    </w:rPr>
+                    <m:t>x→c</m:t>
+                  </m:r>
+                  <m:ctrlPr>
+                    <w:rPr>
+                      <w:rFonts w:ascii="Cambria Math" w:hAnsi="Cambria Math"/>
+                      <w:i/>
+                      <w:lang w:val="en-US"/>
+                    </w:rPr>
+                  </m:ctrlPr>
+                </m:lim>
+              </m:limLow>
+              <m:ctrlPr>
+                <w:rPr>
+                  <w:rFonts w:ascii="Cambria Math" w:hAnsi="Cambria Math"/>
+                  <w:i/>
+                  <w:lang w:val="en-US"/>
+                </w:rPr>
+              </m:ctrlPr>
+            </m:fName>
+            <m:e>
+              <m:f>
+                <m:fPr>
+                  <m:ctrlPr>
+                    <w:rPr>
+                      <w:rFonts w:ascii="Cambria Math" w:hAnsi="Cambria Math"/>
+                      <w:i/>
+                      <w:lang w:val="en-US"/>
+                    </w:rPr>
+                  </m:ctrlPr>
+                </m:fPr>
+                <m:num>
+                  <m:r>
+                    <m:rPr/>
+                    <w:rPr>
+                      <w:rFonts w:ascii="Cambria Math" w:hAnsi="Cambria Math"/>
+                      <w:lang w:val="en-US"/>
+                    </w:rPr>
+                    <m:t>f(x)</m:t>
+                  </m:r>
+                  <m:ctrlPr>
+                    <w:rPr>
+                      <w:rFonts w:ascii="Cambria Math" w:hAnsi="Cambria Math"/>
+                      <w:i/>
+                      <w:lang w:val="en-US"/>
+                    </w:rPr>
+                  </m:ctrlPr>
+                </m:num>
+                <m:den>
+                  <m:r>
+                    <m:rPr/>
+                    <w:rPr>
+                      <w:rFonts w:ascii="Cambria Math" w:hAnsi="Cambria Math"/>
+                      <w:lang w:val="en-US"/>
+                    </w:rPr>
+                    <m:t>g(x)</m:t>
+                  </m:r>
+                  <m:ctrlPr>
+                    <w:rPr>
+                      <w:rFonts w:ascii="Cambria Math" w:hAnsi="Cambria Math"/>
+                      <w:i/>
+                      <w:lang w:val="en-US"/>
+                    </w:rPr>
+                  </m:ctrlPr>
+                </m:den>
+              </m:f>
+              <m:ctrlPr>
+                <w:rPr>
+                  <w:rFonts w:ascii="Cambria Math" w:hAnsi="Cambria Math"/>
+                  <w:i/>
+                  <w:lang w:val="en-US"/>
+                </w:rPr>
+              </m:ctrlPr>
+            </m:e>
+          </m:func>
+          <m:r>
+            <m:rPr/>
+            <w:rPr>
+              <w:rFonts w:ascii="Cambria Math" w:hAnsi="Cambria Math"/>
+              <w:lang w:val="en-US"/>
+            </w:rPr>
+            <m:t>=</m:t>
+          </m:r>
+          <m:func>
+            <m:funcPr>
+              <m:ctrlPr>
+                <w:rPr>
+                  <w:rFonts w:ascii="Cambria Math" w:hAnsi="Cambria Math"/>
+                  <w:i/>
+                  <w:lang w:val="en-US"/>
+                </w:rPr>
+              </m:ctrlPr>
+            </m:funcPr>
+            <m:fName>
+              <m:limLow>
+                <m:limLowPr>
+                  <m:ctrlPr>
+                    <w:rPr>
+                      <w:rFonts w:ascii="Cambria Math" w:hAnsi="Cambria Math"/>
+                      <w:lang w:val="en-US"/>
+                    </w:rPr>
+                  </m:ctrlPr>
+                </m:limLowPr>
+                <m:e>
+                  <m:r>
+                    <m:rPr>
+                      <m:sty m:val="p"/>
+                    </m:rPr>
+                    <w:rPr>
+                      <w:rFonts w:ascii="Cambria Math" w:hAnsi="Cambria Math"/>
+                      <w:lang w:val="en-US"/>
+                    </w:rPr>
+                    <m:t>lim</m:t>
+                  </m:r>
+                  <m:ctrlPr>
+                    <w:rPr>
+                      <w:rFonts w:ascii="Cambria Math" w:hAnsi="Cambria Math"/>
+                      <w:i/>
+                      <w:lang w:val="en-US"/>
+                    </w:rPr>
+                  </m:ctrlPr>
+                </m:e>
+                <m:lim>
+                  <m:r>
+                    <m:rPr/>
+                    <w:rPr>
+                      <w:rFonts w:ascii="Cambria Math" w:hAnsi="Cambria Math"/>
+                      <w:lang w:val="en-US"/>
+                    </w:rPr>
+                    <m:t>x→c</m:t>
+                  </m:r>
+                  <m:ctrlPr>
+                    <w:rPr>
+                      <w:rFonts w:ascii="Cambria Math" w:hAnsi="Cambria Math"/>
+                      <w:i/>
+                      <w:lang w:val="en-US"/>
+                    </w:rPr>
+                  </m:ctrlPr>
+                </m:lim>
+              </m:limLow>
+              <m:ctrlPr>
+                <w:rPr>
+                  <w:rFonts w:ascii="Cambria Math" w:hAnsi="Cambria Math"/>
+                  <w:i/>
+                  <w:lang w:val="en-US"/>
+                </w:rPr>
+              </m:ctrlPr>
+            </m:fName>
+            <m:e>
+              <m:f>
+                <m:fPr>
+                  <m:ctrlPr>
+                    <w:rPr>
+                      <w:rFonts w:ascii="Cambria Math" w:hAnsi="Cambria Math"/>
+                      <w:i/>
+                      <w:lang w:val="en-US"/>
+                    </w:rPr>
+                  </m:ctrlPr>
+                </m:fPr>
+                <m:num>
+                  <m:sSup>
+                    <m:sSupPr>
+                      <m:ctrlPr>
+                        <w:rPr>
+                          <w:rFonts w:ascii="Cambria Math" w:hAnsi="Cambria Math"/>
+                          <w:i/>
+                          <w:lang w:val="en-US"/>
+                        </w:rPr>
+                      </m:ctrlPr>
+                    </m:sSupPr>
+                    <m:e>
+                      <m:r>
+                        <m:rPr/>
+                        <w:rPr>
+                          <w:rFonts w:ascii="Cambria Math" w:hAnsi="Cambria Math"/>
+                          <w:lang w:val="en-US"/>
+                        </w:rPr>
+                        <m:t>f</m:t>
+                      </m:r>
+                      <m:ctrlPr>
+                        <w:rPr>
+                          <w:rFonts w:ascii="Cambria Math" w:hAnsi="Cambria Math"/>
+                          <w:i/>
+                          <w:lang w:val="en-US"/>
+                        </w:rPr>
+                      </m:ctrlPr>
+                    </m:e>
+                    <m:sup>
+                      <m:r>
+                        <m:rPr/>
+                        <w:rPr>
+                          <w:rFonts w:ascii="Cambria Math" w:hAnsi="Cambria Math"/>
+                          <w:lang w:val="en-US"/>
+                        </w:rPr>
+                        <m:t>'</m:t>
+                      </m:r>
+                      <m:ctrlPr>
+                        <w:rPr>
+                          <w:rFonts w:ascii="Cambria Math" w:hAnsi="Cambria Math"/>
+                          <w:i/>
+                          <w:lang w:val="en-US"/>
+                        </w:rPr>
+                      </m:ctrlPr>
+                    </m:sup>
+                  </m:sSup>
+                  <m:r>
+                    <m:rPr/>
+                    <w:rPr>
+                      <w:rFonts w:ascii="Cambria Math" w:hAnsi="Cambria Math"/>
+                      <w:lang w:val="en-US"/>
+                    </w:rPr>
+                    <m:t>(x)</m:t>
+                  </m:r>
+                  <m:ctrlPr>
+                    <w:rPr>
+                      <w:rFonts w:ascii="Cambria Math" w:hAnsi="Cambria Math"/>
+                      <w:i/>
+                      <w:lang w:val="en-US"/>
+                    </w:rPr>
+                  </m:ctrlPr>
+                </m:num>
+                <m:den>
+                  <m:sSup>
+                    <m:sSupPr>
+                      <m:ctrlPr>
+                        <w:rPr>
+                          <w:rFonts w:ascii="Cambria Math" w:hAnsi="Cambria Math"/>
+                          <w:i/>
+                          <w:lang w:val="en-US"/>
+                        </w:rPr>
+                      </m:ctrlPr>
+                    </m:sSupPr>
+                    <m:e>
+                      <m:r>
+                        <m:rPr/>
+                        <w:rPr>
+                          <w:rFonts w:ascii="Cambria Math" w:hAnsi="Cambria Math"/>
+                          <w:lang w:val="en-US"/>
+                        </w:rPr>
+                        <m:t>g</m:t>
+                      </m:r>
+                      <m:ctrlPr>
+                        <w:rPr>
+                          <w:rFonts w:ascii="Cambria Math" w:hAnsi="Cambria Math"/>
+                          <w:i/>
+                          <w:lang w:val="en-US"/>
+                        </w:rPr>
+                      </m:ctrlPr>
+                    </m:e>
+                    <m:sup>
+                      <m:r>
+                        <m:rPr/>
+                        <w:rPr>
+                          <w:rFonts w:ascii="Cambria Math" w:hAnsi="Cambria Math"/>
+                          <w:lang w:val="en-US"/>
+                        </w:rPr>
+                        <m:t>'</m:t>
+                      </m:r>
+                      <m:ctrlPr>
+                        <w:rPr>
+                          <w:rFonts w:ascii="Cambria Math" w:hAnsi="Cambria Math"/>
+                          <w:i/>
+                          <w:lang w:val="en-US"/>
+                        </w:rPr>
+                      </m:ctrlPr>
+                    </m:sup>
+                  </m:sSup>
+                  <m:r>
+                    <m:rPr/>
+                    <w:rPr>
+                      <w:rFonts w:ascii="Cambria Math" w:hAnsi="Cambria Math"/>
+                      <w:lang w:val="en-US"/>
+                    </w:rPr>
+                    <m:t>(x)</m:t>
+                  </m:r>
+                  <m:ctrlPr>
+                    <w:rPr>
+                      <w:rFonts w:ascii="Cambria Math" w:hAnsi="Cambria Math"/>
+                      <w:i/>
+                      <w:lang w:val="en-US"/>
+                    </w:rPr>
+                  </m:ctrlPr>
+                </m:den>
+              </m:f>
+              <m:ctrlPr>
+                <w:rPr>
+                  <w:rFonts w:ascii="Cambria Math" w:hAnsi="Cambria Math"/>
+                  <w:lang w:val="en-US"/>
+                </w:rPr>
+              </m:ctrlPr>
+            </m:e>
+          </m:func>
+          <m:r>
+            <m:rPr>
+              <m:sty m:val="p"/>
+            </m:rPr>
+            <w:rPr>
+              <w:rFonts w:ascii="Cambria Math" w:hAnsi="Cambria Math"/>
+              <w:lang w:val="en-US"/>
+            </w:rPr>
+            <m:t>（当</m:t>
+          </m:r>
+          <m:f>
+            <m:fPr>
+              <m:ctrlPr>
+                <w:rPr>
+                  <w:rFonts w:ascii="Cambria Math" w:hAnsi="Cambria Math"/>
+                  <w:lang w:val="en-US"/>
+                </w:rPr>
+              </m:ctrlPr>
+            </m:fPr>
+            <m:num>
+              <m:r>
+                <m:rPr/>
+                <w:rPr>
+                  <w:rFonts w:ascii="Cambria Math" w:hAnsi="Cambria Math"/>
+                  <w:lang w:val="en-US"/>
+                </w:rPr>
+                <m:t>0</m:t>
+              </m:r>
+              <m:ctrlPr>
+                <w:rPr>
+                  <w:rFonts w:ascii="Cambria Math" w:hAnsi="Cambria Math"/>
+                  <w:lang w:val="en-US"/>
+                </w:rPr>
+              </m:ctrlPr>
+            </m:num>
+            <m:den>
+              <m:r>
+                <m:rPr/>
+                <w:rPr>
+                  <w:rFonts w:ascii="Cambria Math" w:hAnsi="Cambria Math"/>
+                  <w:lang w:val="en-US"/>
+                </w:rPr>
+                <m:t>0</m:t>
+              </m:r>
+              <m:ctrlPr>
+                <w:rPr>
+                  <w:rFonts w:ascii="Cambria Math" w:hAnsi="Cambria Math"/>
+                  <w:lang w:val="en-US"/>
+                </w:rPr>
+              </m:ctrlPr>
+            </m:den>
+          </m:f>
+          <m:r>
+            <m:rPr>
+              <m:sty m:val="p"/>
+            </m:rPr>
+            <w:rPr>
+              <w:rFonts w:ascii="Cambria Math" w:hAnsi="Cambria Math"/>
+              <w:lang w:val="en-US"/>
+            </w:rPr>
+            <m:t>或</m:t>
+          </m:r>
+          <m:f>
+            <m:fPr>
+              <m:ctrlPr>
+                <w:rPr>
+                  <w:rFonts w:ascii="Cambria Math" w:hAnsi="Cambria Math"/>
+                  <w:lang w:val="en-US"/>
+                </w:rPr>
+              </m:ctrlPr>
+            </m:fPr>
+            <m:num>
+              <m:r>
+                <m:rPr/>
+                <w:rPr>
+                  <w:rFonts w:ascii="Cambria Math" w:hAnsi="Cambria Math"/>
+                  <w:lang w:val="en-US"/>
+                </w:rPr>
+                <m:t>∞</m:t>
+              </m:r>
+              <m:ctrlPr>
+                <w:rPr>
+                  <w:rFonts w:ascii="Cambria Math" w:hAnsi="Cambria Math"/>
+                  <w:lang w:val="en-US"/>
+                </w:rPr>
+              </m:ctrlPr>
+            </m:num>
+            <m:den>
+              <m:r>
+                <m:rPr/>
+                <w:rPr>
+                  <w:rFonts w:ascii="Cambria Math" w:hAnsi="Cambria Math"/>
+                  <w:lang w:val="en-US"/>
+                </w:rPr>
+                <m:t>∞</m:t>
+              </m:r>
+              <m:ctrlPr>
+                <w:rPr>
+                  <w:rFonts w:ascii="Cambria Math" w:hAnsi="Cambria Math"/>
+                  <w:lang w:val="en-US"/>
+                </w:rPr>
+              </m:ctrlPr>
+            </m:den>
+          </m:f>
+          <m:r>
+            <m:rPr>
+              <m:sty m:val="p"/>
+            </m:rPr>
+            <w:rPr>
+              <w:rFonts w:ascii="Cambria Math" w:hAnsi="Cambria Math"/>
+              <w:lang w:val="en-US"/>
+            </w:rPr>
+            <m:t>型不定式时）</m:t>
+          </m:r>
+        </m:oMath>
+      </m:oMathPara>
+    </w:p>
+    <w:p>
+      <w:pPr>
+        <w:rPr>
+          <w:rFonts w:hint="eastAsia" w:ascii="楷体" w:hAnsi="楷体" w:eastAsia="楷体" w:cs="楷体"/>
+          <w:b w:val="0"/>
+          <w:i w:val="0"/>
+          <w:sz w:val="28"/>
+          <w:szCs w:val="28"/>
+          <w:lang w:val="en-US" w:eastAsia="zh-CN"/>
+        </w:rPr>
+      </w:pPr>
+      <w:r>
+        <w:rPr>
+          <w:rFonts w:hint="eastAsia" w:ascii="楷体" w:hAnsi="楷体" w:eastAsia="楷体" w:cs="楷体"/>
+          <w:b w:val="0"/>
+          <w:i w:val="0"/>
+          <w:sz w:val="28"/>
+          <w:szCs w:val="28"/>
+          <w:lang w:val="en-US" w:eastAsia="zh-CN"/>
+        </w:rPr>
+        <w:t>latex公式示</w:t>
+      </w:r>
+      <w:bookmarkStart w:id="0" w:name="_GoBack"/>
+      <w:bookmarkEnd w:id="0"/>
+      <w:r>
+        <w:rPr>
+          <w:rFonts w:hint="eastAsia" w:ascii="楷体" w:hAnsi="楷体" w:eastAsia="楷体" w:cs="楷体"/>
+          <w:b w:val="0"/>
+          <w:i w:val="0"/>
+          <w:sz w:val="28"/>
+          <w:szCs w:val="28"/>
+          <w:lang w:val="en-US" w:eastAsia="zh-CN"/>
+        </w:rPr>
+        <w:t>例：</w:t>
+      </w:r>
+    </w:p>
+    <w:p>
+      <w:pPr>
+        <w:rPr>
+          <w:rFonts w:hint="eastAsia" w:hAnsi="Cambria Math" w:eastAsia="楷体" w:cs="楷体"/>
+          <w:b w:val="0"/>
+          <w:i w:val="0"/>
+          <w:kern w:val="2"/>
+          <w:sz w:val="28"/>
+          <w:szCs w:val="28"/>
+          <w:lang w:val="en-US" w:eastAsia="zh-CN" w:bidi="ar-SA"/>
+        </w:rPr>
+      </w:pPr>
+      <m:oMathPara>
+        <m:oMath>
+          <m:func>
+            <m:funcPr>
+              <m:ctrlPr>
+                <w:rPr>
+                  <w:rFonts w:hint="default" w:ascii="Cambria Math" w:hAnsi="Cambria Math" w:eastAsia="楷体"/>
+                  <w:sz w:val="28"/>
+                </w:rPr>
+              </m:ctrlPr>
+            </m:funcPr>
+            <m:fName>
+              <m:r>
+                <m:rPr>
+                  <m:sty m:val="p"/>
+                </m:rPr>
+                <w:rPr>
+                  <w:rFonts w:hint="default" w:ascii="Cambria Math" w:hAnsi="Cambria Math" w:eastAsia="楷体"/>
+                  <w:sz w:val="28"/>
+                </w:rPr>
+                <m:t>sin</m:t>
+              </m:r>
+              <m:ctrlPr>
+                <w:rPr>
+                  <w:rFonts w:ascii="Cambria Math" w:hAnsi="Cambria Math" w:eastAsia="楷体"/>
+                  <w:sz w:val="28"/>
+                </w:rPr>
+              </m:ctrlPr>
+            </m:fName>
+            <m:e>
+              <m:r>
+                <m:rPr/>
+                <w:rPr>
+                  <w:rFonts w:hint="default" w:ascii="Cambria Math" w:hAnsi="Cambria Math" w:eastAsia="楷体"/>
+                  <w:sz w:val="28"/>
+                </w:rPr>
+                <m:t>α</m:t>
+              </m:r>
+              <m:ctrlPr>
+                <w:rPr>
+                  <w:rFonts w:ascii="Cambria Math" w:hAnsi="Cambria Math" w:eastAsia="楷体"/>
+                  <w:sz w:val="28"/>
+                </w:rPr>
+              </m:ctrlPr>
+            </m:e>
+          </m:func>
+          <m:r>
+            <m:rPr/>
+            <w:rPr>
+              <w:rFonts w:hint="default" w:ascii="Cambria Math" w:hAnsi="Cambria Math" w:eastAsia="楷体"/>
+              <w:sz w:val="28"/>
+            </w:rPr>
+            <m:t>−</m:t>
+          </m:r>
+          <m:func>
+            <m:funcPr>
+              <m:ctrlPr>
+                <w:rPr>
+                  <w:rFonts w:hint="default" w:ascii="Cambria Math" w:hAnsi="Cambria Math" w:eastAsia="楷体"/>
+                  <w:sz w:val="28"/>
+                </w:rPr>
+              </m:ctrlPr>
+            </m:funcPr>
+            <m:fName>
+              <m:r>
+                <m:rPr>
+                  <m:sty m:val="p"/>
+                </m:rPr>
+                <w:rPr>
+                  <w:rFonts w:hint="default" w:ascii="Cambria Math" w:hAnsi="Cambria Math" w:eastAsia="楷体"/>
+                  <w:sz w:val="28"/>
+                </w:rPr>
+                <m:t>sin</m:t>
+              </m:r>
+              <m:ctrlPr>
+                <w:rPr>
+                  <w:rFonts w:ascii="Cambria Math" w:hAnsi="Cambria Math" w:eastAsia="楷体"/>
+                  <w:sz w:val="28"/>
+                </w:rPr>
+              </m:ctrlPr>
+            </m:fName>
+            <m:e>
+              <m:r>
+                <m:rPr/>
+                <w:rPr>
+                  <w:rFonts w:hint="default" w:ascii="Cambria Math" w:hAnsi="Cambria Math" w:eastAsia="楷体"/>
+                  <w:sz w:val="28"/>
+                </w:rPr>
+                <m:t>β</m:t>
+              </m:r>
+              <m:ctrlPr>
+                <w:rPr>
+                  <w:rFonts w:ascii="Cambria Math" w:hAnsi="Cambria Math" w:eastAsia="楷体"/>
+                  <w:sz w:val="28"/>
+                </w:rPr>
+              </m:ctrlPr>
+            </m:e>
+          </m:func>
+          <m:r>
+            <m:rPr/>
+            <w:rPr>
+              <w:rFonts w:hint="default" w:ascii="Cambria Math" w:hAnsi="Cambria Math" w:eastAsia="楷体"/>
+              <w:sz w:val="28"/>
+            </w:rPr>
+            <m:t>=2</m:t>
+          </m:r>
+          <m:func>
+            <m:funcPr>
+              <m:ctrlPr>
+                <w:rPr>
+                  <w:rFonts w:hint="default" w:ascii="Cambria Math" w:hAnsi="Cambria Math" w:eastAsia="楷体"/>
+                  <w:sz w:val="28"/>
+                </w:rPr>
+              </m:ctrlPr>
+            </m:funcPr>
+            <m:fName>
+              <m:r>
+                <m:rPr>
+                  <m:sty m:val="p"/>
+                </m:rPr>
+                <w:rPr>
+                  <w:rFonts w:hint="default" w:ascii="Cambria Math" w:hAnsi="Cambria Math" w:eastAsia="楷体"/>
+                  <w:sz w:val="28"/>
+                </w:rPr>
+                <m:t>cos</m:t>
+              </m:r>
+              <m:ctrlPr>
+                <w:rPr>
+                  <w:rFonts w:ascii="Cambria Math" w:hAnsi="Cambria Math" w:eastAsia="楷体"/>
+                  <w:sz w:val="28"/>
+                </w:rPr>
+              </m:ctrlPr>
+            </m:fName>
+            <m:e>
+              <m:f>
+                <m:fPr>
+                  <m:ctrlPr>
+                    <w:rPr>
+                      <w:rFonts w:hint="default" w:ascii="Cambria Math" w:hAnsi="Cambria Math" w:eastAsia="楷体"/>
+                      <w:i/>
+                      <w:sz w:val="28"/>
+                    </w:rPr>
+                  </m:ctrlPr>
+                </m:fPr>
+                <m:num>
+                  <m:r>
+                    <m:rPr/>
+                    <w:rPr>
+                      <w:rFonts w:hint="default" w:ascii="Cambria Math" w:hAnsi="Cambria Math" w:eastAsia="楷体"/>
+                      <w:sz w:val="28"/>
+                    </w:rPr>
+                    <m:t>α+β</m:t>
+                  </m:r>
+                  <m:ctrlPr>
+                    <w:rPr>
+                      <w:rFonts w:ascii="Cambria Math" w:hAnsi="Cambria Math" w:eastAsia="楷体"/>
+                      <w:sz w:val="28"/>
+                    </w:rPr>
+                  </m:ctrlPr>
+                </m:num>
+                <m:den>
+                  <m:r>
+                    <m:rPr/>
+                    <w:rPr>
+                      <w:rFonts w:hint="default" w:ascii="Cambria Math" w:hAnsi="Cambria Math" w:eastAsia="楷体"/>
+                      <w:sz w:val="28"/>
+                    </w:rPr>
+                    <m:t>2</m:t>
+                  </m:r>
+                  <m:ctrlPr>
+                    <w:rPr>
+                      <w:rFonts w:ascii="Cambria Math" w:hAnsi="Cambria Math" w:eastAsia="楷体"/>
+                      <w:sz w:val="28"/>
+                    </w:rPr>
+                  </m:ctrlPr>
+                </m:den>
+              </m:f>
+              <m:ctrlPr>
+                <w:rPr>
+                  <w:rFonts w:hint="default" w:ascii="Cambria Math" w:hAnsi="Cambria Math" w:eastAsia="楷体"/>
+                  <w:i/>
+                  <w:sz w:val="28"/>
+                </w:rPr>
+              </m:ctrlPr>
+            </m:e>
+          </m:func>
+          <m:func>
+            <m:funcPr>
+              <m:ctrlPr>
+                <w:rPr>
+                  <w:rFonts w:hint="default" w:ascii="Cambria Math" w:hAnsi="Cambria Math" w:eastAsia="楷体"/>
+                  <w:sz w:val="28"/>
+                </w:rPr>
+              </m:ctrlPr>
+            </m:funcPr>
+            <m:fName>
+              <m:r>
+                <m:rPr>
+                  <m:sty m:val="p"/>
+                </m:rPr>
+                <w:rPr>
+                  <w:rFonts w:hint="default" w:ascii="Cambria Math" w:hAnsi="Cambria Math" w:eastAsia="楷体"/>
+                  <w:sz w:val="28"/>
+                </w:rPr>
+                <m:t>sin</m:t>
+              </m:r>
+              <m:ctrlPr>
+                <w:rPr>
+                  <w:rFonts w:hint="default" w:ascii="Cambria Math" w:hAnsi="Cambria Math" w:eastAsia="楷体"/>
+                  <w:i/>
+                  <w:sz w:val="28"/>
+                </w:rPr>
+              </m:ctrlPr>
+            </m:fName>
+            <m:e>
+              <m:f>
+                <m:fPr>
+                  <m:ctrlPr>
+                    <w:rPr>
+                      <w:rFonts w:hint="default" w:ascii="Cambria Math" w:hAnsi="Cambria Math" w:eastAsia="楷体"/>
+                      <w:i/>
+                      <w:sz w:val="28"/>
+                    </w:rPr>
+                  </m:ctrlPr>
+                </m:fPr>
+                <m:num>
+                  <m:r>
+                    <m:rPr/>
+                    <w:rPr>
+                      <w:rFonts w:hint="default" w:ascii="Cambria Math" w:hAnsi="Cambria Math" w:eastAsia="楷体"/>
+                      <w:sz w:val="28"/>
+                    </w:rPr>
+                    <m:t>α−β</m:t>
+                  </m:r>
+                  <m:ctrlPr>
+                    <w:rPr>
+                      <w:rFonts w:ascii="Cambria Math" w:hAnsi="Cambria Math" w:eastAsia="楷体"/>
+                      <w:sz w:val="28"/>
+                    </w:rPr>
+                  </m:ctrlPr>
+                </m:num>
+                <m:den>
+                  <m:r>
+                    <m:rPr/>
+                    <w:rPr>
+                      <w:rFonts w:hint="default" w:ascii="Cambria Math" w:hAnsi="Cambria Math" w:eastAsia="楷体"/>
+                      <w:sz w:val="28"/>
+                    </w:rPr>
+                    <m:t>2</m:t>
+                  </m:r>
+                  <m:ctrlPr>
+                    <w:rPr>
+                      <w:rFonts w:ascii="Cambria Math" w:hAnsi="Cambria Math" w:eastAsia="楷体"/>
+                      <w:sz w:val="28"/>
+                    </w:rPr>
+                  </m:ctrlPr>
+                </m:den>
+              </m:f>
+              <m:ctrlPr>
+                <w:rPr>
+                  <w:rFonts w:hint="default" w:ascii="Cambria Math" w:hAnsi="Cambria Math" w:eastAsia="楷体"/>
+                  <w:i/>
+                  <w:sz w:val="28"/>
+                </w:rPr>
+              </m:ctrlPr>
+            </m:e>
+          </m:func>
+        </m:oMath>
+      </m:oMathPara>
+    </w:p>
+    <w:p>
+      <w:pPr>
+        <w:pStyle w:val="4"/>
+        <w:bidi w:val="0"/>
+        <w:rPr>
+          <w:rFonts w:hint="eastAsia"/>
+          <w:lang w:val="en-US" w:eastAsia="zh-CN"/>
+        </w:rPr>
+      </w:pPr>
+      <w:r>
+        <w:rPr>
+          <w:rFonts w:hint="eastAsia"/>
+          <w:lang w:val="en-US" w:eastAsia="zh-CN"/>
+        </w:rPr>
+        <w:t>表格</w:t>
+      </w:r>
+    </w:p>
+    <w:tbl>
+      <w:tblPr>
+        <w:tblStyle w:val="6"/>
+        <w:tblW w:w="0" w:type="auto"/>
+        <w:tblInd w:w="0" w:type="dxa"/>
+        <w:tblBorders>
+          <w:top w:val="single" w:color="auto" w:sz="4" w:space="0"/>
+          <w:left w:val="single" w:color="auto" w:sz="4" w:space="0"/>
+          <w:bottom w:val="single" w:color="auto" w:sz="4" w:space="0"/>
+          <w:right w:val="single" w:color="auto" w:sz="4" w:space="0"/>
+          <w:insideH w:val="single" w:color="auto" w:sz="4" w:space="0"/>
+          <w:insideV w:val="single" w:color="auto" w:sz="4" w:space="0"/>
+        </w:tblBorders>
+        <w:tblLayout w:type="autofit"/>
+        <w:tblCellMar>
+          <w:top w:w="0" w:type="dxa"/>
+          <w:left w:w="108" w:type="dxa"/>
+          <w:bottom w:w="0" w:type="dxa"/>
+          <w:right w:w="108" w:type="dxa"/>
+        </w:tblCellMar>
+      </w:tblPr>
+      <w:tblGrid>
+        <w:gridCol w:w="1704"/>
+        <w:gridCol w:w="1704"/>
+        <w:gridCol w:w="1704"/>
+        <w:gridCol w:w="1705"/>
+        <w:gridCol w:w="1705"/>
+      </w:tblGrid>
+      <w:tr>
+        <w:tblPrEx>
+          <w:tblBorders>
+            <w:top w:val="single" w:color="auto" w:sz="4" w:space="0"/>
+            <w:left w:val="single" w:color="auto" w:sz="4" w:space="0"/>
+            <w:bottom w:val="single" w:color="auto" w:sz="4" w:space="0"/>
+            <w:right w:val="single" w:color="auto" w:sz="4" w:space="0"/>
+            <w:insideH w:val="single" w:color="auto" w:sz="4" w:space="0"/>
+            <w:insideV w:val="single" w:color="auto" w:sz="4" w:space="0"/>
+          </w:tblBorders>
+          <w:tblCellMar>
+            <w:top w:w="0" w:type="dxa"/>
+            <w:left w:w="108" w:type="dxa"/>
+            <w:bottom w:w="0" w:type="dxa"/>
+            <w:right w:w="108" w:type="dxa"/>
+          </w:tblCellMar>
+        </w:tblPrEx>
+        <w:tc>
+          <w:tcPr>
+            <w:tcW w:w="1704" w:type="dxa"/>
+            <w:shd w:val="clear" w:color="auto" w:fill="DBE3F4" w:themeFill="accent1" w:themeFillTint="32"/>
+            <w:vAlign w:val="center"/>
+          </w:tcPr>
+          <w:p>
+            <w:pPr>
+              <w:keepNext w:val="0"/>
+              <w:keepLines w:val="0"/>
+              <w:pageBreakBefore w:val="0"/>
+              <w:widowControl w:val="0"/>
+              <w:kinsoku/>
+              <w:wordWrap/>
+              <w:overflowPunct/>
+              <w:topLinePunct w:val="0"/>
+              <w:autoSpaceDE/>
+              <w:autoSpaceDN/>
+              <w:bidi w:val="0"/>
+              <w:adjustRightInd/>
+              <w:snapToGrid/>
+              <w:ind w:firstLine="0" w:firstLineChars="0"/>
+              <w:jc w:val="center"/>
+              <w:textAlignment w:val="auto"/>
+              <w:rPr>
+                <w:rFonts w:hint="eastAsia" w:ascii="楷体" w:hAnsi="楷体" w:eastAsia="楷体" w:cs="楷体"/>
+                <w:b/>
+                <w:bCs/>
+                <w:sz w:val="28"/>
+                <w:szCs w:val="28"/>
+                <w:vertAlign w:val="baseline"/>
+                <w:lang w:val="en-US" w:eastAsia="zh-CN"/>
+              </w:rPr>
+            </w:pPr>
+            <w:r>
+              <w:rPr>
+                <w:rFonts w:hint="eastAsia" w:ascii="楷体" w:hAnsi="楷体" w:eastAsia="楷体" w:cs="楷体"/>
+                <w:b/>
+                <w:bCs/>
+                <w:sz w:val="28"/>
+                <w:szCs w:val="28"/>
+                <w:vertAlign w:val="baseline"/>
+                <w:lang w:val="en-US" w:eastAsia="zh-CN"/>
+              </w:rPr>
+              <w:t>标题1</w:t>
+            </w:r>
+          </w:p>
+        </w:tc>
+        <w:tc>
+          <w:tcPr>
+            <w:tcW w:w="1704" w:type="dxa"/>
+            <w:shd w:val="clear" w:color="auto" w:fill="DBE3F4" w:themeFill="accent1" w:themeFillTint="32"/>
+            <w:vAlign w:val="center"/>
+          </w:tcPr>
+          <w:p>
+            <w:pPr>
+              <w:keepNext w:val="0"/>
+              <w:keepLines w:val="0"/>
+              <w:pageBreakBefore w:val="0"/>
+              <w:widowControl w:val="0"/>
+              <w:kinsoku/>
+              <w:wordWrap/>
+              <w:overflowPunct/>
+              <w:topLinePunct w:val="0"/>
+              <w:autoSpaceDE/>
+              <w:autoSpaceDN/>
+              <w:bidi w:val="0"/>
+              <w:adjustRightInd/>
+              <w:snapToGrid/>
+              <w:ind w:firstLine="0" w:firstLineChars="0"/>
+              <w:jc w:val="center"/>
+              <w:textAlignment w:val="auto"/>
+              <w:rPr>
+                <w:rFonts w:hint="eastAsia" w:ascii="楷体" w:hAnsi="楷体" w:eastAsia="楷体" w:cs="楷体"/>
+                <w:b/>
+                <w:bCs/>
+                <w:sz w:val="28"/>
+                <w:szCs w:val="28"/>
+                <w:vertAlign w:val="baseline"/>
+                <w:lang w:val="en-US" w:eastAsia="zh-CN"/>
+              </w:rPr>
+            </w:pPr>
+            <w:r>
+              <w:rPr>
+                <w:rFonts w:hint="eastAsia" w:ascii="楷体" w:hAnsi="楷体" w:eastAsia="楷体" w:cs="楷体"/>
+                <w:b/>
+                <w:bCs/>
+                <w:sz w:val="28"/>
+                <w:szCs w:val="28"/>
+                <w:vertAlign w:val="baseline"/>
+                <w:lang w:val="en-US" w:eastAsia="zh-CN"/>
+              </w:rPr>
+              <w:t>标题2</w:t>
+            </w:r>
+          </w:p>
+        </w:tc>
+        <w:tc>
+          <w:tcPr>
+            <w:tcW w:w="1704" w:type="dxa"/>
+            <w:shd w:val="clear" w:color="auto" w:fill="DBE3F4" w:themeFill="accent1" w:themeFillTint="32"/>
+            <w:vAlign w:val="center"/>
+          </w:tcPr>
+          <w:p>
+            <w:pPr>
+              <w:keepNext w:val="0"/>
+              <w:keepLines w:val="0"/>
+              <w:pageBreakBefore w:val="0"/>
+              <w:widowControl w:val="0"/>
+              <w:kinsoku/>
+              <w:wordWrap/>
+              <w:overflowPunct/>
+              <w:topLinePunct w:val="0"/>
+              <w:autoSpaceDE/>
+              <w:autoSpaceDN/>
+              <w:bidi w:val="0"/>
+              <w:adjustRightInd/>
+              <w:snapToGrid/>
+              <w:ind w:firstLine="0" w:firstLineChars="0"/>
+              <w:jc w:val="center"/>
+              <w:textAlignment w:val="auto"/>
+              <w:rPr>
+                <w:rFonts w:hint="eastAsia" w:ascii="楷体" w:hAnsi="楷体" w:eastAsia="楷体" w:cs="楷体"/>
+                <w:b/>
+                <w:bCs/>
+                <w:sz w:val="28"/>
+                <w:szCs w:val="28"/>
+                <w:vertAlign w:val="baseline"/>
+                <w:lang w:val="en-US" w:eastAsia="zh-CN"/>
+              </w:rPr>
+            </w:pPr>
+            <w:r>
+              <w:rPr>
+                <w:rFonts w:hint="eastAsia" w:ascii="楷体" w:hAnsi="楷体" w:eastAsia="楷体" w:cs="楷体"/>
+                <w:b/>
+                <w:bCs/>
+                <w:sz w:val="28"/>
+                <w:szCs w:val="28"/>
+                <w:vertAlign w:val="baseline"/>
+                <w:lang w:val="en-US" w:eastAsia="zh-CN"/>
+              </w:rPr>
+              <w:t>标题3</w:t>
+            </w:r>
+          </w:p>
+        </w:tc>
+        <w:tc>
+          <w:tcPr>
+            <w:tcW w:w="1705" w:type="dxa"/>
+            <w:shd w:val="clear" w:color="auto" w:fill="DBE3F4" w:themeFill="accent1" w:themeFillTint="32"/>
+            <w:vAlign w:val="center"/>
+          </w:tcPr>
+          <w:p>
+            <w:pPr>
+              <w:keepNext w:val="0"/>
+              <w:keepLines w:val="0"/>
+              <w:pageBreakBefore w:val="0"/>
+              <w:widowControl w:val="0"/>
+              <w:kinsoku/>
+              <w:wordWrap/>
+              <w:overflowPunct/>
+              <w:topLinePunct w:val="0"/>
+              <w:autoSpaceDE/>
+              <w:autoSpaceDN/>
+              <w:bidi w:val="0"/>
+              <w:adjustRightInd/>
+              <w:snapToGrid/>
+              <w:ind w:firstLine="0" w:firstLineChars="0"/>
+              <w:jc w:val="center"/>
+              <w:textAlignment w:val="auto"/>
+              <w:rPr>
+                <w:rFonts w:hint="eastAsia" w:ascii="楷体" w:hAnsi="楷体" w:eastAsia="楷体" w:cs="楷体"/>
+                <w:b/>
+                <w:bCs/>
+                <w:sz w:val="28"/>
+                <w:szCs w:val="28"/>
+                <w:vertAlign w:val="baseline"/>
+                <w:lang w:val="en-US" w:eastAsia="zh-CN"/>
+              </w:rPr>
+            </w:pPr>
+            <w:r>
+              <w:rPr>
+                <w:rFonts w:hint="eastAsia" w:ascii="楷体" w:hAnsi="楷体" w:eastAsia="楷体" w:cs="楷体"/>
+                <w:b/>
+                <w:bCs/>
+                <w:sz w:val="28"/>
+                <w:szCs w:val="28"/>
+                <w:vertAlign w:val="baseline"/>
+                <w:lang w:val="en-US" w:eastAsia="zh-CN"/>
+              </w:rPr>
+              <w:t>标题4</w:t>
+            </w:r>
+          </w:p>
+        </w:tc>
+        <w:tc>
+          <w:tcPr>
+            <w:tcW w:w="1705" w:type="dxa"/>
+            <w:shd w:val="clear" w:color="auto" w:fill="DBE3F4" w:themeFill="accent1" w:themeFillTint="32"/>
+            <w:vAlign w:val="center"/>
+          </w:tcPr>
+          <w:p>
+            <w:pPr>
+              <w:keepNext w:val="0"/>
+              <w:keepLines w:val="0"/>
+              <w:pageBreakBefore w:val="0"/>
+              <w:widowControl w:val="0"/>
+              <w:kinsoku/>
+              <w:wordWrap/>
+              <w:overflowPunct/>
+              <w:topLinePunct w:val="0"/>
+              <w:autoSpaceDE/>
+              <w:autoSpaceDN/>
+              <w:bidi w:val="0"/>
+              <w:adjustRightInd/>
+              <w:snapToGrid/>
+              <w:ind w:firstLine="0" w:firstLineChars="0"/>
+              <w:jc w:val="center"/>
+              <w:textAlignment w:val="auto"/>
+              <w:rPr>
+                <w:rFonts w:hint="eastAsia" w:ascii="楷体" w:hAnsi="楷体" w:eastAsia="楷体" w:cs="楷体"/>
+                <w:b/>
+                <w:bCs/>
+                <w:sz w:val="28"/>
+                <w:szCs w:val="28"/>
+                <w:vertAlign w:val="baseline"/>
+                <w:lang w:val="en-US" w:eastAsia="zh-CN"/>
+              </w:rPr>
+            </w:pPr>
+            <w:r>
+              <w:rPr>
+                <w:rFonts w:hint="eastAsia" w:ascii="楷体" w:hAnsi="楷体" w:eastAsia="楷体" w:cs="楷体"/>
+                <w:b/>
+                <w:bCs/>
+                <w:sz w:val="28"/>
+                <w:szCs w:val="28"/>
+                <w:vertAlign w:val="baseline"/>
+                <w:lang w:val="en-US" w:eastAsia="zh-CN"/>
+              </w:rPr>
+              <w:t>标题5</w:t>
+            </w:r>
+          </w:p>
+        </w:tc>
+      </w:tr>
+      <w:tr>
+        <w:tblPrEx>
+          <w:tblBorders>
+            <w:top w:val="single" w:color="auto" w:sz="4" w:space="0"/>
+            <w:left w:val="single" w:color="auto" w:sz="4" w:space="0"/>
+            <w:bottom w:val="single" w:color="auto" w:sz="4" w:space="0"/>
+            <w:right w:val="single" w:color="auto" w:sz="4" w:space="0"/>
+            <w:insideH w:val="single" w:color="auto" w:sz="4" w:space="0"/>
+            <w:insideV w:val="single" w:color="auto" w:sz="4" w:space="0"/>
+          </w:tblBorders>
+          <w:tblCellMar>
+            <w:top w:w="0" w:type="dxa"/>
+            <w:left w:w="108" w:type="dxa"/>
+            <w:bottom w:w="0" w:type="dxa"/>
+            <w:right w:w="108" w:type="dxa"/>
+          </w:tblCellMar>
+        </w:tblPrEx>
+        <w:tc>
+          <w:tcPr>
+            <w:tcW w:w="1704" w:type="dxa"/>
+            <w:vAlign w:val="center"/>
+          </w:tcPr>
+          <w:p>
+            <w:pPr>
+              <w:keepNext w:val="0"/>
+              <w:keepLines w:val="0"/>
+              <w:pageBreakBefore w:val="0"/>
+              <w:widowControl w:val="0"/>
+              <w:kinsoku/>
+              <w:wordWrap/>
+              <w:overflowPunct/>
+              <w:topLinePunct w:val="0"/>
+              <w:autoSpaceDE/>
+              <w:autoSpaceDN/>
+              <w:bidi w:val="0"/>
+              <w:adjustRightInd/>
+              <w:snapToGrid/>
+              <w:ind w:firstLine="0" w:firstLineChars="0"/>
+              <w:jc w:val="center"/>
+              <w:textAlignment w:val="auto"/>
+              <w:rPr>
+                <w:rFonts w:hint="eastAsia" w:ascii="楷体" w:hAnsi="楷体" w:eastAsia="楷体" w:cs="楷体"/>
+                <w:sz w:val="28"/>
+                <w:szCs w:val="28"/>
+                <w:vertAlign w:val="baseline"/>
+                <w:lang w:val="en-US" w:eastAsia="zh-CN"/>
+              </w:rPr>
+            </w:pPr>
+            <w:r>
+              <w:rPr>
+                <w:rFonts w:hint="eastAsia" w:ascii="楷体" w:hAnsi="楷体" w:eastAsia="楷体" w:cs="楷体"/>
+                <w:sz w:val="28"/>
+                <w:szCs w:val="28"/>
+                <w:vertAlign w:val="baseline"/>
+                <w:lang w:val="en-US" w:eastAsia="zh-CN"/>
+              </w:rPr>
+              <w:t>内容1</w:t>
+            </w:r>
+          </w:p>
+        </w:tc>
+        <w:tc>
+          <w:tcPr>
+            <w:tcW w:w="1704" w:type="dxa"/>
+            <w:vAlign w:val="center"/>
+          </w:tcPr>
+          <w:p>
+            <w:pPr>
+              <w:keepNext w:val="0"/>
+              <w:keepLines w:val="0"/>
+              <w:pageBreakBefore w:val="0"/>
+              <w:widowControl w:val="0"/>
+              <w:kinsoku/>
+              <w:wordWrap/>
+              <w:overflowPunct/>
+              <w:topLinePunct w:val="0"/>
+              <w:autoSpaceDE/>
+              <w:autoSpaceDN/>
+              <w:bidi w:val="0"/>
+              <w:adjustRightInd/>
+              <w:snapToGrid/>
+              <w:ind w:firstLine="0" w:firstLineChars="0"/>
+              <w:jc w:val="center"/>
+              <w:textAlignment w:val="auto"/>
+              <w:rPr>
+                <w:rFonts w:hint="eastAsia" w:ascii="楷体" w:hAnsi="楷体" w:eastAsia="楷体" w:cs="楷体"/>
+                <w:sz w:val="28"/>
+                <w:szCs w:val="28"/>
+                <w:vertAlign w:val="baseline"/>
+                <w:lang w:val="en-US" w:eastAsia="zh-CN"/>
+              </w:rPr>
+            </w:pPr>
+            <w:r>
+              <w:rPr>
+                <w:rFonts w:hint="eastAsia" w:ascii="楷体" w:hAnsi="楷体" w:eastAsia="楷体" w:cs="楷体"/>
+                <w:sz w:val="28"/>
+                <w:szCs w:val="28"/>
+                <w:vertAlign w:val="baseline"/>
+                <w:lang w:val="en-US" w:eastAsia="zh-CN"/>
+              </w:rPr>
+              <w:t>内容2</w:t>
+            </w:r>
+          </w:p>
+        </w:tc>
+        <w:tc>
+          <w:tcPr>
+            <w:tcW w:w="1704" w:type="dxa"/>
+            <w:vAlign w:val="center"/>
+          </w:tcPr>
+          <w:p>
+            <w:pPr>
+              <w:keepNext w:val="0"/>
+              <w:keepLines w:val="0"/>
+              <w:pageBreakBefore w:val="0"/>
+              <w:widowControl w:val="0"/>
+              <w:kinsoku/>
+              <w:wordWrap/>
+              <w:overflowPunct/>
+              <w:topLinePunct w:val="0"/>
+              <w:autoSpaceDE/>
+              <w:autoSpaceDN/>
+              <w:bidi w:val="0"/>
+              <w:adjustRightInd/>
+              <w:snapToGrid/>
+              <w:ind w:firstLine="0" w:firstLineChars="0"/>
+              <w:jc w:val="center"/>
+              <w:textAlignment w:val="auto"/>
+              <w:rPr>
+                <w:rFonts w:hint="eastAsia" w:ascii="楷体" w:hAnsi="楷体" w:eastAsia="楷体" w:cs="楷体"/>
+                <w:sz w:val="28"/>
+                <w:szCs w:val="28"/>
+                <w:vertAlign w:val="baseline"/>
+                <w:lang w:val="en-US" w:eastAsia="zh-CN"/>
+              </w:rPr>
+            </w:pPr>
+            <w:r>
+              <w:rPr>
+                <w:rFonts w:hint="eastAsia" w:ascii="楷体" w:hAnsi="楷体" w:eastAsia="楷体" w:cs="楷体"/>
+                <w:sz w:val="28"/>
+                <w:szCs w:val="28"/>
+                <w:vertAlign w:val="baseline"/>
+                <w:lang w:val="en-US" w:eastAsia="zh-CN"/>
+              </w:rPr>
+              <w:t>内容3</w:t>
+            </w:r>
+          </w:p>
+        </w:tc>
+        <w:tc>
+          <w:tcPr>
+            <w:tcW w:w="1705" w:type="dxa"/>
+            <w:vAlign w:val="center"/>
+          </w:tcPr>
+          <w:p>
+            <w:pPr>
+              <w:keepNext w:val="0"/>
+              <w:keepLines w:val="0"/>
+              <w:pageBreakBefore w:val="0"/>
+              <w:widowControl w:val="0"/>
+              <w:kinsoku/>
+              <w:wordWrap/>
+              <w:overflowPunct/>
+              <w:topLinePunct w:val="0"/>
+              <w:autoSpaceDE/>
+              <w:autoSpaceDN/>
+              <w:bidi w:val="0"/>
+              <w:adjustRightInd/>
+              <w:snapToGrid/>
+              <w:ind w:firstLine="0" w:firstLineChars="0"/>
+              <w:jc w:val="center"/>
+              <w:textAlignment w:val="auto"/>
+              <w:rPr>
+                <w:rFonts w:hint="eastAsia" w:ascii="楷体" w:hAnsi="楷体" w:eastAsia="楷体" w:cs="楷体"/>
+                <w:sz w:val="28"/>
+                <w:szCs w:val="28"/>
+                <w:vertAlign w:val="baseline"/>
+                <w:lang w:val="en-US" w:eastAsia="zh-CN"/>
+              </w:rPr>
+            </w:pPr>
+            <w:r>
+              <w:rPr>
+                <w:rFonts w:hint="eastAsia" w:ascii="楷体" w:hAnsi="楷体" w:eastAsia="楷体" w:cs="楷体"/>
+                <w:sz w:val="28"/>
+                <w:szCs w:val="28"/>
+                <w:vertAlign w:val="baseline"/>
+                <w:lang w:val="en-US" w:eastAsia="zh-CN"/>
+              </w:rPr>
+              <w:t>内容4</w:t>
+            </w:r>
+          </w:p>
+        </w:tc>
+        <w:tc>
+          <w:tcPr>
+            <w:tcW w:w="1705" w:type="dxa"/>
+            <w:vAlign w:val="center"/>
+          </w:tcPr>
+          <w:p>
+            <w:pPr>
+              <w:keepNext w:val="0"/>
+              <w:keepLines w:val="0"/>
+              <w:pageBreakBefore w:val="0"/>
+              <w:widowControl w:val="0"/>
+              <w:kinsoku/>
+              <w:wordWrap/>
+              <w:overflowPunct/>
+              <w:topLinePunct w:val="0"/>
+              <w:autoSpaceDE/>
+              <w:autoSpaceDN/>
+              <w:bidi w:val="0"/>
+              <w:adjustRightInd/>
+              <w:snapToGrid/>
+              <w:ind w:firstLine="0" w:firstLineChars="0"/>
+              <w:jc w:val="center"/>
+              <w:textAlignment w:val="auto"/>
+              <w:rPr>
+                <w:rFonts w:hint="eastAsia" w:ascii="楷体" w:hAnsi="楷体" w:eastAsia="楷体" w:cs="楷体"/>
+                <w:sz w:val="28"/>
+                <w:szCs w:val="28"/>
+                <w:vertAlign w:val="baseline"/>
+                <w:lang w:val="en-US" w:eastAsia="zh-CN"/>
+              </w:rPr>
+            </w:pPr>
+            <w:r>
+              <w:rPr>
+                <w:rFonts w:hint="eastAsia" w:ascii="楷体" w:hAnsi="楷体" w:eastAsia="楷体" w:cs="楷体"/>
+                <w:sz w:val="28"/>
+                <w:szCs w:val="28"/>
+                <w:vertAlign w:val="baseline"/>
+                <w:lang w:val="en-US" w:eastAsia="zh-CN"/>
+              </w:rPr>
+              <w:t>内容5</w:t>
+            </w:r>
+          </w:p>
+        </w:tc>
+      </w:tr>
+      <w:tr>
+        <w:tblPrEx>
+          <w:tblBorders>
+            <w:top w:val="single" w:color="auto" w:sz="4" w:space="0"/>
+            <w:left w:val="single" w:color="auto" w:sz="4" w:space="0"/>
+            <w:bottom w:val="single" w:color="auto" w:sz="4" w:space="0"/>
+            <w:right w:val="single" w:color="auto" w:sz="4" w:space="0"/>
+            <w:insideH w:val="single" w:color="auto" w:sz="4" w:space="0"/>
+            <w:insideV w:val="single" w:color="auto" w:sz="4" w:space="0"/>
+          </w:tblBorders>
+          <w:tblCellMar>
+            <w:top w:w="0" w:type="dxa"/>
+            <w:left w:w="108" w:type="dxa"/>
+            <w:bottom w:w="0" w:type="dxa"/>
+            <w:right w:w="108" w:type="dxa"/>
+          </w:tblCellMar>
+        </w:tblPrEx>
+        <w:tc>
+          <w:tcPr>
+            <w:tcW w:w="1704" w:type="dxa"/>
+            <w:vAlign w:val="center"/>
+          </w:tcPr>
+          <w:p>
+            <w:pPr>
+              <w:keepNext w:val="0"/>
+              <w:keepLines w:val="0"/>
+              <w:pageBreakBefore w:val="0"/>
+              <w:widowControl w:val="0"/>
+              <w:kinsoku/>
+              <w:wordWrap/>
+              <w:overflowPunct/>
+              <w:topLinePunct w:val="0"/>
+              <w:autoSpaceDE/>
+              <w:autoSpaceDN/>
+              <w:bidi w:val="0"/>
+              <w:adjustRightInd/>
+              <w:snapToGrid/>
+              <w:ind w:firstLine="0" w:firstLineChars="0"/>
+              <w:jc w:val="center"/>
+              <w:textAlignment w:val="auto"/>
+              <w:rPr>
+                <w:rFonts w:hint="eastAsia" w:ascii="楷体" w:hAnsi="楷体" w:eastAsia="楷体" w:cs="楷体"/>
+                <w:sz w:val="28"/>
+                <w:szCs w:val="28"/>
+                <w:vertAlign w:val="baseline"/>
+                <w:lang w:val="en-US" w:eastAsia="zh-CN"/>
+              </w:rPr>
+            </w:pPr>
+            <w:r>
+              <w:rPr>
+                <w:rFonts w:hint="eastAsia" w:ascii="楷体" w:hAnsi="楷体" w:eastAsia="楷体" w:cs="楷体"/>
+                <w:sz w:val="28"/>
+                <w:szCs w:val="28"/>
+                <w:vertAlign w:val="baseline"/>
+                <w:lang w:val="en-US" w:eastAsia="zh-CN"/>
+              </w:rPr>
+              <w:t>内容6</w:t>
+            </w:r>
+          </w:p>
+        </w:tc>
+        <w:tc>
+          <w:tcPr>
+            <w:tcW w:w="3408" w:type="dxa"/>
+            <w:gridSpan w:val="2"/>
+            <w:vAlign w:val="center"/>
+          </w:tcPr>
+          <w:p>
+            <w:pPr>
+              <w:keepNext w:val="0"/>
+              <w:keepLines w:val="0"/>
+              <w:pageBreakBefore w:val="0"/>
+              <w:widowControl w:val="0"/>
+              <w:kinsoku/>
+              <w:wordWrap/>
+              <w:overflowPunct/>
+              <w:topLinePunct w:val="0"/>
+              <w:autoSpaceDE/>
+              <w:autoSpaceDN/>
+              <w:bidi w:val="0"/>
+              <w:adjustRightInd/>
+              <w:snapToGrid/>
+              <w:ind w:firstLine="0" w:firstLineChars="0"/>
+              <w:jc w:val="center"/>
+              <w:textAlignment w:val="auto"/>
+              <w:rPr>
+                <w:rFonts w:hint="eastAsia" w:ascii="楷体" w:hAnsi="楷体" w:eastAsia="楷体" w:cs="楷体"/>
+                <w:sz w:val="28"/>
+                <w:szCs w:val="28"/>
+                <w:vertAlign w:val="baseline"/>
+                <w:lang w:val="en-US" w:eastAsia="zh-CN"/>
+              </w:rPr>
+            </w:pPr>
+            <w:r>
+              <w:rPr>
+                <w:rFonts w:hint="eastAsia" w:ascii="楷体" w:hAnsi="楷体" w:eastAsia="楷体" w:cs="楷体"/>
+                <w:sz w:val="28"/>
+                <w:szCs w:val="28"/>
+                <w:vertAlign w:val="baseline"/>
+                <w:lang w:val="en-US" w:eastAsia="zh-CN"/>
+              </w:rPr>
+              <w:t>内容7</w:t>
+            </w:r>
+          </w:p>
+          <w:p>
+            <w:pPr>
+              <w:keepNext w:val="0"/>
+              <w:keepLines w:val="0"/>
+              <w:pageBreakBefore w:val="0"/>
+              <w:widowControl w:val="0"/>
+              <w:kinsoku/>
+              <w:wordWrap/>
+              <w:overflowPunct/>
+              <w:topLinePunct w:val="0"/>
+              <w:autoSpaceDE/>
+              <w:autoSpaceDN/>
+              <w:bidi w:val="0"/>
+              <w:adjustRightInd/>
+              <w:snapToGrid/>
+              <w:ind w:firstLine="0" w:firstLineChars="0"/>
+              <w:jc w:val="center"/>
+              <w:textAlignment w:val="auto"/>
+              <w:rPr>
+                <w:rFonts w:hint="eastAsia" w:ascii="楷体" w:hAnsi="楷体" w:eastAsia="楷体" w:cs="楷体"/>
+                <w:sz w:val="28"/>
+                <w:szCs w:val="28"/>
+                <w:vertAlign w:val="baseline"/>
+                <w:lang w:val="en-US" w:eastAsia="zh-CN"/>
+              </w:rPr>
+            </w:pPr>
+            <w:r>
+              <w:rPr>
+                <w:rFonts w:hint="eastAsia" w:ascii="楷体" w:hAnsi="楷体" w:eastAsia="楷体" w:cs="楷体"/>
+                <w:sz w:val="28"/>
+                <w:szCs w:val="28"/>
+                <w:vertAlign w:val="baseline"/>
+                <w:lang w:val="en-US" w:eastAsia="zh-CN"/>
+              </w:rPr>
+              <w:t>内容8</w:t>
+            </w:r>
+          </w:p>
+        </w:tc>
+        <w:tc>
+          <w:tcPr>
+            <w:tcW w:w="1705" w:type="dxa"/>
+            <w:vAlign w:val="center"/>
+          </w:tcPr>
+          <w:p>
+            <w:pPr>
+              <w:keepNext w:val="0"/>
+              <w:keepLines w:val="0"/>
+              <w:pageBreakBefore w:val="0"/>
+              <w:widowControl w:val="0"/>
+              <w:kinsoku/>
+              <w:wordWrap/>
+              <w:overflowPunct/>
+              <w:topLinePunct w:val="0"/>
+              <w:autoSpaceDE/>
+              <w:autoSpaceDN/>
+              <w:bidi w:val="0"/>
+              <w:adjustRightInd/>
+              <w:snapToGrid/>
+              <w:ind w:firstLine="0" w:firstLineChars="0"/>
+              <w:jc w:val="center"/>
+              <w:textAlignment w:val="auto"/>
+              <w:rPr>
+                <w:rFonts w:hint="eastAsia" w:ascii="楷体" w:hAnsi="楷体" w:eastAsia="楷体" w:cs="楷体"/>
+                <w:sz w:val="28"/>
+                <w:szCs w:val="28"/>
+                <w:vertAlign w:val="baseline"/>
+                <w:lang w:val="en-US" w:eastAsia="zh-CN"/>
+              </w:rPr>
+            </w:pPr>
+            <w:r>
+              <w:rPr>
+                <w:rFonts w:hint="eastAsia" w:ascii="楷体" w:hAnsi="楷体" w:eastAsia="楷体" w:cs="楷体"/>
+                <w:sz w:val="28"/>
+                <w:szCs w:val="28"/>
+                <w:vertAlign w:val="baseline"/>
+                <w:lang w:val="en-US" w:eastAsia="zh-CN"/>
+              </w:rPr>
+              <w:t>内容9</w:t>
+            </w:r>
+          </w:p>
+        </w:tc>
+        <w:tc>
+          <w:tcPr>
+            <w:tcW w:w="1705" w:type="dxa"/>
+            <w:vAlign w:val="center"/>
+          </w:tcPr>
+          <w:p>
+            <w:pPr>
+              <w:keepNext w:val="0"/>
+              <w:keepLines w:val="0"/>
+              <w:pageBreakBefore w:val="0"/>
+              <w:widowControl w:val="0"/>
+              <w:kinsoku/>
+              <w:wordWrap/>
+              <w:overflowPunct/>
+              <w:topLinePunct w:val="0"/>
+              <w:autoSpaceDE/>
+              <w:autoSpaceDN/>
+              <w:bidi w:val="0"/>
+              <w:adjustRightInd/>
+              <w:snapToGrid/>
+              <w:ind w:firstLine="0" w:firstLineChars="0"/>
+              <w:jc w:val="center"/>
+              <w:textAlignment w:val="auto"/>
+              <w:rPr>
+                <w:rFonts w:hint="eastAsia" w:ascii="楷体" w:hAnsi="楷体" w:eastAsia="楷体" w:cs="楷体"/>
+                <w:sz w:val="28"/>
+                <w:szCs w:val="28"/>
+                <w:vertAlign w:val="baseline"/>
+                <w:lang w:val="en-US" w:eastAsia="zh-CN"/>
+              </w:rPr>
+            </w:pPr>
+            <w:r>
+              <w:rPr>
+                <w:rFonts w:hint="eastAsia" w:ascii="楷体" w:hAnsi="楷体" w:eastAsia="楷体" w:cs="楷体"/>
+                <w:sz w:val="28"/>
+                <w:szCs w:val="28"/>
+                <w:vertAlign w:val="baseline"/>
+                <w:lang w:val="en-US" w:eastAsia="zh-CN"/>
+              </w:rPr>
+              <w:t>内容10</w:t>
+            </w:r>
+          </w:p>
+        </w:tc>
+      </w:tr>
+    </w:tbl>
+    <w:p>
+      <w:pPr>
+        <w:rPr>
+          <w:rFonts w:hAnsi="Cambria Math"/>
+          <w:i w:val="0"/>
+          <w:lang w:val="en-US"/>
+        </w:rPr>
+      </w:pPr>
+    </w:p>
+    <w:p>
+      <w:pPr>
+        <w:pStyle w:val="4"/>
+        <w:bidi w:val="0"/>
+        <w:rPr>
+          <w:rFonts w:hint="eastAsia"/>
+          <w:lang w:val="en-US" w:eastAsia="zh-CN"/>
+        </w:rPr>
+      </w:pPr>
+      <w:r>
+        <w:rPr>
+          <w:rFonts w:hint="eastAsia"/>
+          <w:lang w:val="en-US" w:eastAsia="zh-CN"/>
+        </w:rPr>
+        <w:t>超链接</w:t>
+      </w:r>
+    </w:p>
+    <w:p>
+      <w:pPr>
+        <w:rPr>
+          <w:rFonts w:hint="default" w:hAnsi="Cambria Math"/>
+          <w:i w:val="0"/>
+          <w:lang w:val="en-US" w:eastAsia="zh-CN"/>
+        </w:rPr>
+      </w:pPr>
+      <w:r>
+        <w:rPr>
+          <w:rFonts w:hint="eastAsia" w:hAnsi="Cambria Math"/>
+          <w:i w:val="0"/>
+          <w:lang w:val="en-US" w:eastAsia="zh-CN"/>
+        </w:rPr>
+        <w:fldChar w:fldCharType="begin"/>
+      </w:r>
+      <w:r>
+        <w:rPr>
+          <w:rFonts w:hint="eastAsia" w:hAnsi="Cambria Math"/>
+          <w:i w:val="0"/>
+          <w:lang w:val="en-US" w:eastAsia="zh-CN"/>
+        </w:rPr>
+        <w:instrText xml:space="preserve"> HYPERLINK "https://www.baidu.com" </w:instrText>
+      </w:r>
+      <w:r>
+        <w:rPr>
+          <w:rFonts w:hint="eastAsia" w:hAnsi="Cambria Math"/>
+          <w:i w:val="0"/>
+          <w:lang w:val="en-US" w:eastAsia="zh-CN"/>
+        </w:rPr>
+        <w:fldChar w:fldCharType="separate"/>
+      </w:r>
+      <w:r>
+        <w:rPr>
+          <w:rStyle w:val="8"/>
+          <w:rFonts w:hint="eastAsia" w:hAnsi="Cambria Math"/>
+          <w:i w:val="0"/>
+          <w:lang w:val="en-US" w:eastAsia="zh-CN"/>
+        </w:rPr>
+        <w:t>百度一下</w:t>
+      </w:r>
+      <w:r>
+        <w:rPr>
+          <w:rFonts w:hint="eastAsia" w:hAnsi="Cambria Math"/>
+          <w:i w:val="0"/>
+          <w:lang w:val="en-US" w:eastAsia="zh-CN"/>
+        </w:rPr>
+        <w:fldChar w:fldCharType="end"/>
+      </w:r>
+    </w:p>
+    <w:p>
+      <w:pPr>
+        <w:rPr>
+          <w:rFonts w:hint="default"/>
+          <w:lang w:val="en-US" w:eastAsia="zh-CN"/>
+        </w:rPr>
+      </w:pPr>
     </w:p>
     <w:sectPr>
       <w:pgSz w:w="11906" w:h="16838"/>
@@ -876,7 +4297,7 @@
     <w:lsdException w:unhideWhenUsed="0" w:uiPriority="0" w:semiHidden="0" w:name="Body Text Indent 3"/>
     <w:lsdException w:unhideWhenUsed="0" w:uiPriority="0" w:semiHidden="0" w:name="Block Text"/>
     <w:lsdException w:unhideWhenUsed="0" w:uiPriority="0" w:semiHidden="0" w:name="Hyperlink"/>
-    <w:lsdException w:unhideWhenUsed="0" w:uiPriority="0" w:semiHidden="0" w:name="FollowedHyperlink"/>
+    <w:lsdException w:qFormat="1" w:unhideWhenUsed="0" w:uiPriority="0" w:semiHidden="0" w:name="FollowedHyperlink"/>
     <w:lsdException w:qFormat="1" w:unhideWhenUsed="0" w:uiPriority="0" w:semiHidden="0" w:name="Strong"/>
     <w:lsdException w:qFormat="1" w:unhideWhenUsed="0" w:uiPriority="0" w:semiHidden="0" w:name="Emphasis"/>
     <w:lsdException w:unhideWhenUsed="0" w:uiPriority="0" w:semiHidden="0" w:name="Document Map"/>
@@ -893,7 +4314,7 @@
     <w:lsdException w:unhideWhenUsed="0" w:uiPriority="0" w:semiHidden="0" w:name="HTML Sample"/>
     <w:lsdException w:unhideWhenUsed="0" w:uiPriority="0" w:semiHidden="0" w:name="HTML Typewriter"/>
     <w:lsdException w:unhideWhenUsed="0" w:uiPriority="0" w:semiHidden="0" w:name="HTML Variable"/>
-    <w:lsdException w:unhideWhenUsed="0" w:uiPriority="0" w:name="Normal Table"/>
+    <w:lsdException w:qFormat="1" w:unhideWhenUsed="0" w:uiPriority="0" w:name="Normal Table"/>
     <w:lsdException w:unhideWhenUsed="0" w:uiPriority="0" w:semiHidden="0" w:name="annotation subject"/>
     <w:lsdException w:unhideWhenUsed="0" w:uiPriority="0" w:semiHidden="0" w:name="Table Simple 1"/>
     <w:lsdException w:unhideWhenUsed="0" w:uiPriority="0" w:semiHidden="0" w:name="Table Simple 2"/>
@@ -1118,6 +4539,7 @@
   <w:style w:type="table" w:default="1" w:styleId="5">
     <w:name w:val="Normal Table"/>
     <w:semiHidden/>
+    <w:qFormat/>
     <w:uiPriority w:val="0"/>
     <w:tblPr>
       <w:tblCellMar>
@@ -1146,6 +4568,44 @@
         <w:insideV w:val="single" w:color="auto" w:sz="4" w:space="0"/>
       </w:tblBorders>
     </w:tblPr>
+  </w:style>
+  <w:style w:type="character" w:styleId="8">
+    <w:name w:val="FollowedHyperlink"/>
+    <w:basedOn w:val="7"/>
+    <w:qFormat/>
+    <w:uiPriority w:val="0"/>
+    <w:rPr>
+      <w:color w:val="800080"/>
+      <w:u w:val="single"/>
+    </w:rPr>
+  </w:style>
+  <w:style w:type="paragraph" w:customStyle="1" w:styleId="9">
+    <w:name w:val="样式1"/>
+    <w:basedOn w:val="1"/>
+    <w:uiPriority w:val="0"/>
+    <w:pPr>
+      <w:ind w:leftChars="600"/>
+    </w:pPr>
+    <w:rPr>
+      <w:rFonts w:hint="eastAsia" w:ascii="楷体" w:hAnsi="楷体" w:eastAsia="宋体" w:cs="楷体"/>
+      <w:b/>
+      <w:i/>
+      <w:sz w:val="28"/>
+      <w:szCs w:val="32"/>
+    </w:rPr>
+  </w:style>
+  <w:style w:type="paragraph" w:customStyle="1" w:styleId="10">
+    <w:name w:val="样式2"/>
+    <w:basedOn w:val="1"/>
+    <w:uiPriority w:val="0"/>
+    <w:pPr>
+      <w:jc w:val="center"/>
+    </w:pPr>
+    <w:rPr>
+      <w:rFonts w:hint="eastAsia" w:ascii="楷体" w:hAnsi="楷体" w:eastAsia="微软雅黑" w:cs="楷体"/>
+      <w:b/>
+      <w:sz w:val="40"/>
+    </w:rPr>
   </w:style>
 </w:styles>
 </file>

--- a/testDocs/word.docx
+++ b/testDocs/word.docx
@@ -1976,13 +1976,41 @@
           <w:color w:val="000000" w:themeColor="text1"/>
           <w:sz w:val="32"/>
           <w:szCs w:val="32"/>
-          <w:highlight w:val="darkMagenta"/>
-          <w:lang w:val="en-US" w:eastAsia="zh-CN"/>
-          <w14:textFill>
-            <w14:solidFill>
-              <w14:schemeClr w14:val="tx1"/>
-            </w14:solidFill>
-          </w14:textFill>
+          <w:highlight w:val="darkGreen"/>
+          <w:lang w:val="en-US" w:eastAsia="zh-CN"/>
+          <w14:textFill>
+            <w14:solidFill>
+              <w14:schemeClr w14:val="tx1"/>
+            </w14:solidFill>
+          </w14:textFill>
+        </w:rPr>
+      </w:pPr>
+      <w:r>
+        <w:rPr>
+          <w:rFonts w:hint="eastAsia" w:ascii="楷体" w:hAnsi="楷体" w:eastAsia="楷体" w:cs="楷体"/>
+          <w:color w:val="000000" w:themeColor="text1"/>
+          <w:sz w:val="32"/>
+          <w:szCs w:val="32"/>
+          <w:highlight w:val="darkGreen"/>
+          <w:lang w:val="en-US" w:eastAsia="zh-CN"/>
+          <w14:textFill>
+            <w14:solidFill>
+              <w14:schemeClr w14:val="tx1"/>
+            </w14:solidFill>
+          </w14:textFill>
+        </w:rPr>
+        <w:t>这是一段设置了突出颜色的文字内容背景颜色是绿色的</w:t>
+      </w:r>
+      <w:bookmarkStart w:id="0" w:name="_GoBack"/>
+      <w:bookmarkEnd w:id="0"/>
+    </w:p>
+    <w:p>
+      <w:pPr>
+        <w:pStyle w:val="3"/>
+        <w:bidi w:val="0"/>
+        <w:rPr>
+          <w:rFonts w:hint="eastAsia"/>
+          <w:lang w:val="en-US" w:eastAsia="zh-CN"/>
         </w:rPr>
       </w:pPr>
     </w:p>
@@ -3043,20 +3071,7 @@
           <w:szCs w:val="28"/>
           <w:lang w:val="en-US" w:eastAsia="zh-CN"/>
         </w:rPr>
-        <w:t>latex公式示</w:t>
-      </w:r>
-      <w:bookmarkStart w:id="0" w:name="_GoBack"/>
-      <w:bookmarkEnd w:id="0"/>
-      <w:r>
-        <w:rPr>
-          <w:rFonts w:hint="eastAsia" w:ascii="楷体" w:hAnsi="楷体" w:eastAsia="楷体" w:cs="楷体"/>
-          <w:b w:val="0"/>
-          <w:i w:val="0"/>
-          <w:sz w:val="28"/>
-          <w:szCs w:val="28"/>
-          <w:lang w:val="en-US" w:eastAsia="zh-CN"/>
-        </w:rPr>
-        <w:t>例：</w:t>
+        <w:t>latex公式示例：</w:t>
       </w:r>
     </w:p>
     <w:p>
